--- a/Rendu/Bloc2/Bloc 2 Gérer un projet informatique.docx
+++ b/Rendu/Bloc2/Bloc 2 Gérer un projet informatique.docx
@@ -1,6 +1,6 @@
 
 <file path=word/document.xml><?xml version="1.0" encoding="utf-8"?>
-<w:document xmlns:wpc="http://schemas.microsoft.com/office/word/2010/wordprocessingCanvas" xmlns:cx="http://schemas.microsoft.com/office/drawing/2014/chartex" xmlns:cx1="http://schemas.microsoft.com/office/drawing/2015/9/8/chartex" xmlns:cx2="http://schemas.microsoft.com/office/drawing/2015/10/21/chartex" xmlns:cx3="http://schemas.microsoft.com/office/drawing/2016/5/9/chartex" xmlns:cx4="http://schemas.microsoft.com/office/drawing/2016/5/10/chartex" xmlns:cx5="http://schemas.microsoft.com/office/drawing/2016/5/11/chartex" xmlns:cx6="http://schemas.microsoft.com/office/drawing/2016/5/12/chartex" xmlns:cx7="http://schemas.microsoft.com/office/drawing/2016/5/13/chartex" xmlns:cx8="http://schemas.microsoft.com/office/drawing/2016/5/14/chartex" xmlns:mc="http://schemas.openxmlformats.org/markup-compatibility/2006" xmlns:aink="http://schemas.microsoft.com/office/drawing/2016/ink" xmlns:am3d="http://schemas.microsoft.com/office/drawing/2017/model3d" xmlns:o="urn:schemas-microsoft-com:office:office" xmlns:oel="http://schemas.microsoft.com/office/2019/extlst" xmlns:r="http://schemas.openxmlformats.org/officeDocument/2006/relationships" xmlns:m="http://schemas.openxmlformats.org/officeDocument/2006/math" xmlns:v="urn:schemas-microsoft-com:vml" xmlns:wp14="http://schemas.microsoft.com/office/word/2010/wordprocessingDrawing" xmlns:wp="http://schemas.openxmlformats.org/drawingml/2006/wordprocessingDrawing" xmlns:w10="urn:schemas-microsoft-com:office:word" xmlns:w="http://schemas.openxmlformats.org/wordprocessingml/2006/main" xmlns:w14="http://schemas.microsoft.com/office/word/2010/wordml" xmlns:w15="http://schemas.microsoft.com/office/word/2012/wordml" xmlns:w16cex="http://schemas.microsoft.com/office/word/2018/wordml/cex" xmlns:w16cid="http://schemas.microsoft.com/office/word/2016/wordml/cid" xmlns:w16="http://schemas.microsoft.com/office/word/2018/wordml" xmlns:w16du="http://schemas.microsoft.com/office/word/2023/wordml/word16du" xmlns:w16sdtdh="http://schemas.microsoft.com/office/word/2020/wordml/sdtdatahash" xmlns:w16sdtfl="http://schemas.microsoft.com/office/word/2024/wordml/sdtformatlock" xmlns:w16se="http://schemas.microsoft.com/office/word/2015/wordml/symex" xmlns:wpg="http://schemas.microsoft.com/office/word/2010/wordprocessingGroup" xmlns:wpi="http://schemas.microsoft.com/office/word/2010/wordprocessingInk" xmlns:wne="http://schemas.microsoft.com/office/word/2006/wordml" xmlns:wps="http://schemas.microsoft.com/office/word/2010/wordprocessingShape" mc:Ignorable="w14 w15 w16se w16cid w16 w16cex w16sdtdh w16sdtfl w16du wp14">
+<w:document xmlns:wpc="http://schemas.microsoft.com/office/word/2010/wordprocessingCanvas" xmlns:cx="http://schemas.microsoft.com/office/drawing/2014/chartex" xmlns:cx1="http://schemas.microsoft.com/office/drawing/2015/9/8/chartex" xmlns:cx2="http://schemas.microsoft.com/office/drawing/2015/10/21/chartex" xmlns:cx3="http://schemas.microsoft.com/office/drawing/2016/5/9/chartex" xmlns:cx4="http://schemas.microsoft.com/office/drawing/2016/5/10/chartex" xmlns:cx5="http://schemas.microsoft.com/office/drawing/2016/5/11/chartex" xmlns:cx6="http://schemas.microsoft.com/office/drawing/2016/5/12/chartex" xmlns:cx7="http://schemas.microsoft.com/office/drawing/2016/5/13/chartex" xmlns:cx8="http://schemas.microsoft.com/office/drawing/2016/5/14/chartex" xmlns:mc="http://schemas.openxmlformats.org/markup-compatibility/2006" xmlns:aink="http://schemas.microsoft.com/office/drawing/2016/ink" xmlns:am3d="http://schemas.microsoft.com/office/drawing/2017/model3d" xmlns:o="urn:schemas-microsoft-com:office:office" xmlns:oel="http://schemas.microsoft.com/office/2019/extlst" xmlns:r="http://schemas.openxmlformats.org/officeDocument/2006/relationships" xmlns:m="http://schemas.openxmlformats.org/officeDocument/2006/math" xmlns:v="urn:schemas-microsoft-com:vml" xmlns:wp14="http://schemas.microsoft.com/office/word/2010/wordprocessingDrawing" xmlns:wp="http://schemas.openxmlformats.org/drawingml/2006/wordprocessingDrawing" xmlns:w10="urn:schemas-microsoft-com:office:word" xmlns:w="http://schemas.openxmlformats.org/wordprocessingml/2006/main" xmlns:w14="http://schemas.microsoft.com/office/word/2010/wordml" xmlns:w15="http://schemas.microsoft.com/office/word/2012/wordml" xmlns:w16cei="http://schemas.microsoft.com/office/word/2026/wordml/cei" xmlns:w16cex="http://schemas.microsoft.com/office/word/2018/wordml/cex" xmlns:w16cid="http://schemas.microsoft.com/office/word/2016/wordml/cid" xmlns:w16="http://schemas.microsoft.com/office/word/2018/wordml" xmlns:w16du="http://schemas.microsoft.com/office/word/2023/wordml/word16du" xmlns:w16sdtdh="http://schemas.microsoft.com/office/word/2020/wordml/sdtdatahash" xmlns:w16sdtfl="http://schemas.microsoft.com/office/word/2024/wordml/sdtformatlock" xmlns:w16se="http://schemas.microsoft.com/office/word/2015/wordml/symex" xmlns:wpg="http://schemas.microsoft.com/office/word/2010/wordprocessingGroup" xmlns:wpi="http://schemas.microsoft.com/office/word/2010/wordprocessingInk" xmlns:wne="http://schemas.microsoft.com/office/word/2006/wordml" xmlns:wps="http://schemas.microsoft.com/office/word/2010/wordprocessingShape" mc:Ignorable="w14 w15 w16se w16cid w16 w16cex w16sdtdh w16sdtfl w16du wp14">
   <w:body>
     <w:p>
       <w:pPr>
@@ -3571,10 +3571,10 @@
         <w:tblLook w:val="04A0" w:firstRow="1" w:lastRow="0" w:firstColumn="1" w:lastColumn="0" w:noHBand="0" w:noVBand="1"/>
       </w:tblPr>
       <w:tblGrid>
-        <w:gridCol w:w="3756"/>
-        <w:gridCol w:w="924"/>
-        <w:gridCol w:w="2051"/>
-        <w:gridCol w:w="1048"/>
+        <w:gridCol w:w="5483"/>
+        <w:gridCol w:w="947"/>
+        <w:gridCol w:w="1903"/>
+        <w:gridCol w:w="1639"/>
       </w:tblGrid>
       <w:tr>
         <w:trPr>
@@ -3588,7 +3588,17 @@
             <w:hideMark/>
           </w:tcPr>
           <w:p>
-            <w:r>
+            <w:pPr>
+              <w:rPr>
+                <w:b/>
+                <w:bCs/>
+              </w:rPr>
+            </w:pPr>
+            <w:r>
+              <w:rPr>
+                <w:b/>
+                <w:bCs/>
+              </w:rPr>
               <w:t>Équipement</w:t>
             </w:r>
           </w:p>
@@ -3600,7 +3610,17 @@
             <w:hideMark/>
           </w:tcPr>
           <w:p>
-            <w:r>
+            <w:pPr>
+              <w:rPr>
+                <w:b/>
+                <w:bCs/>
+              </w:rPr>
+            </w:pPr>
+            <w:r>
+              <w:rPr>
+                <w:b/>
+                <w:bCs/>
+              </w:rPr>
               <w:t>Quantité</w:t>
             </w:r>
           </w:p>
@@ -3612,7 +3632,17 @@
             <w:hideMark/>
           </w:tcPr>
           <w:p>
-            <w:r>
+            <w:pPr>
+              <w:rPr>
+                <w:b/>
+                <w:bCs/>
+              </w:rPr>
+            </w:pPr>
+            <w:r>
+              <w:rPr>
+                <w:b/>
+                <w:bCs/>
+              </w:rPr>
               <w:t>Coût unitaire estimé</w:t>
             </w:r>
           </w:p>
@@ -3624,8 +3654,18 @@
             <w:hideMark/>
           </w:tcPr>
           <w:p>
-            <w:r>
-              <w:t>Coût total</w:t>
+            <w:pPr>
+              <w:rPr>
+                <w:b/>
+                <w:bCs/>
+              </w:rPr>
+            </w:pPr>
+            <w:r>
+              <w:rPr>
+                <w:b/>
+                <w:bCs/>
+              </w:rPr>
+              <w:t>Coût total estimé</w:t>
             </w:r>
           </w:p>
         </w:tc>
@@ -3642,43 +3682,43 @@
           </w:tcPr>
           <w:p>
             <w:r>
-              <w:t>Serveur physique de virtualisation</w:t>
-            </w:r>
-          </w:p>
-        </w:tc>
-        <w:tc>
-          <w:tcPr>
-            <w:tcW w:w="0" w:type="auto"/>
-            <w:vAlign w:val="center"/>
-            <w:hideMark/>
-          </w:tcPr>
-          <w:p>
-            <w:r>
-              <w:t>2</w:t>
-            </w:r>
-          </w:p>
-        </w:tc>
-        <w:tc>
-          <w:tcPr>
-            <w:tcW w:w="0" w:type="auto"/>
-            <w:vAlign w:val="center"/>
-            <w:hideMark/>
-          </w:tcPr>
-          <w:p>
-            <w:r>
-              <w:t>6 500 €</w:t>
-            </w:r>
-          </w:p>
-        </w:tc>
-        <w:tc>
-          <w:tcPr>
-            <w:tcW w:w="0" w:type="auto"/>
-            <w:vAlign w:val="center"/>
-            <w:hideMark/>
-          </w:tcPr>
-          <w:p>
-            <w:r>
-              <w:t>13 000 €</w:t>
+              <w:t>Serveur physique de virtualisation avec stockage système local</w:t>
+            </w:r>
+          </w:p>
+        </w:tc>
+        <w:tc>
+          <w:tcPr>
+            <w:tcW w:w="0" w:type="auto"/>
+            <w:vAlign w:val="center"/>
+            <w:hideMark/>
+          </w:tcPr>
+          <w:p>
+            <w:r>
+              <w:t>3</w:t>
+            </w:r>
+          </w:p>
+        </w:tc>
+        <w:tc>
+          <w:tcPr>
+            <w:tcW w:w="0" w:type="auto"/>
+            <w:vAlign w:val="center"/>
+            <w:hideMark/>
+          </w:tcPr>
+          <w:p>
+            <w:r>
+              <w:t>7 000 €</w:t>
+            </w:r>
+          </w:p>
+        </w:tc>
+        <w:tc>
+          <w:tcPr>
+            <w:tcW w:w="0" w:type="auto"/>
+            <w:vAlign w:val="center"/>
+            <w:hideMark/>
+          </w:tcPr>
+          <w:p>
+            <w:r>
+              <w:t>21 000 €</w:t>
             </w:r>
           </w:p>
         </w:tc>
@@ -3695,7 +3735,7 @@
           </w:tcPr>
           <w:p>
             <w:r>
-              <w:t>Baie de stockage / NAS</w:t>
+              <w:t>Baie SAN professionnelle redondée</w:t>
             </w:r>
           </w:p>
         </w:tc>
@@ -3719,19 +3759,19 @@
           </w:tcPr>
           <w:p>
             <w:r>
-              <w:t>3 000 €</w:t>
-            </w:r>
-          </w:p>
-        </w:tc>
-        <w:tc>
-          <w:tcPr>
-            <w:tcW w:w="0" w:type="auto"/>
-            <w:vAlign w:val="center"/>
-            <w:hideMark/>
-          </w:tcPr>
-          <w:p>
-            <w:r>
-              <w:t>3 000 €</w:t>
+              <w:t>18 000 €</w:t>
+            </w:r>
+          </w:p>
+        </w:tc>
+        <w:tc>
+          <w:tcPr>
+            <w:tcW w:w="0" w:type="auto"/>
+            <w:vAlign w:val="center"/>
+            <w:hideMark/>
+          </w:tcPr>
+          <w:p>
+            <w:r>
+              <w:t>18 000 €</w:t>
             </w:r>
           </w:p>
         </w:tc>
@@ -3748,7 +3788,7 @@
           </w:tcPr>
           <w:p>
             <w:r>
-              <w:t>Onduleur (UPS)</w:t>
+              <w:t>Serveur de sauvegarde dédié avec stockage immuable</w:t>
             </w:r>
           </w:p>
         </w:tc>
@@ -3772,19 +3812,19 @@
           </w:tcPr>
           <w:p>
             <w:r>
-              <w:t>1 500 €</w:t>
-            </w:r>
-          </w:p>
-        </w:tc>
-        <w:tc>
-          <w:tcPr>
-            <w:tcW w:w="0" w:type="auto"/>
-            <w:vAlign w:val="center"/>
-            <w:hideMark/>
-          </w:tcPr>
-          <w:p>
-            <w:r>
-              <w:t>1 500 €</w:t>
+              <w:t>6 000 €</w:t>
+            </w:r>
+          </w:p>
+        </w:tc>
+        <w:tc>
+          <w:tcPr>
+            <w:tcW w:w="0" w:type="auto"/>
+            <w:vAlign w:val="center"/>
+            <w:hideMark/>
+          </w:tcPr>
+          <w:p>
+            <w:r>
+              <w:t>6 000 €</w:t>
             </w:r>
           </w:p>
         </w:tc>
@@ -3801,7 +3841,60 @@
           </w:tcPr>
           <w:p>
             <w:r>
-              <w:t>Équipements réseau (switch, câblage)</w:t>
+              <w:t>Commutateurs dédiés au réseau de stockage</w:t>
+            </w:r>
+          </w:p>
+        </w:tc>
+        <w:tc>
+          <w:tcPr>
+            <w:tcW w:w="0" w:type="auto"/>
+            <w:vAlign w:val="center"/>
+            <w:hideMark/>
+          </w:tcPr>
+          <w:p>
+            <w:r>
+              <w:t>2</w:t>
+            </w:r>
+          </w:p>
+        </w:tc>
+        <w:tc>
+          <w:tcPr>
+            <w:tcW w:w="0" w:type="auto"/>
+            <w:vAlign w:val="center"/>
+            <w:hideMark/>
+          </w:tcPr>
+          <w:p>
+            <w:r>
+              <w:t>2 500 €</w:t>
+            </w:r>
+          </w:p>
+        </w:tc>
+        <w:tc>
+          <w:tcPr>
+            <w:tcW w:w="0" w:type="auto"/>
+            <w:vAlign w:val="center"/>
+            <w:hideMark/>
+          </w:tcPr>
+          <w:p>
+            <w:r>
+              <w:t>5 000 €</w:t>
+            </w:r>
+          </w:p>
+        </w:tc>
+      </w:tr>
+      <w:tr>
+        <w:trPr>
+          <w:tblCellSpacing w:w="15" w:type="dxa"/>
+        </w:trPr>
+        <w:tc>
+          <w:tcPr>
+            <w:tcW w:w="0" w:type="auto"/>
+            <w:vAlign w:val="center"/>
+            <w:hideMark/>
+          </w:tcPr>
+          <w:p>
+            <w:r>
+              <w:t>Pare-feu physique de nouvelle génération</w:t>
             </w:r>
           </w:p>
         </w:tc>
@@ -3825,19 +3918,178 @@
           </w:tcPr>
           <w:p>
             <w:r>
-              <w:t>1 000 €</w:t>
-            </w:r>
-          </w:p>
-        </w:tc>
-        <w:tc>
-          <w:tcPr>
-            <w:tcW w:w="0" w:type="auto"/>
-            <w:vAlign w:val="center"/>
-            <w:hideMark/>
-          </w:tcPr>
-          <w:p>
-            <w:r>
-              <w:t>1 000 €</w:t>
+              <w:t>4 000 €</w:t>
+            </w:r>
+          </w:p>
+        </w:tc>
+        <w:tc>
+          <w:tcPr>
+            <w:tcW w:w="0" w:type="auto"/>
+            <w:vAlign w:val="center"/>
+            <w:hideMark/>
+          </w:tcPr>
+          <w:p>
+            <w:r>
+              <w:t>4 000 €</w:t>
+            </w:r>
+          </w:p>
+        </w:tc>
+      </w:tr>
+      <w:tr>
+        <w:trPr>
+          <w:tblCellSpacing w:w="15" w:type="dxa"/>
+        </w:trPr>
+        <w:tc>
+          <w:tcPr>
+            <w:tcW w:w="0" w:type="auto"/>
+            <w:vAlign w:val="center"/>
+            <w:hideMark/>
+          </w:tcPr>
+          <w:p>
+            <w:r>
+              <w:t>Onduleur professionnel</w:t>
+            </w:r>
+          </w:p>
+        </w:tc>
+        <w:tc>
+          <w:tcPr>
+            <w:tcW w:w="0" w:type="auto"/>
+            <w:vAlign w:val="center"/>
+            <w:hideMark/>
+          </w:tcPr>
+          <w:p>
+            <w:r>
+              <w:t>2</w:t>
+            </w:r>
+          </w:p>
+        </w:tc>
+        <w:tc>
+          <w:tcPr>
+            <w:tcW w:w="0" w:type="auto"/>
+            <w:vAlign w:val="center"/>
+            <w:hideMark/>
+          </w:tcPr>
+          <w:p>
+            <w:r>
+              <w:t>2 000 €</w:t>
+            </w:r>
+          </w:p>
+        </w:tc>
+        <w:tc>
+          <w:tcPr>
+            <w:tcW w:w="0" w:type="auto"/>
+            <w:vAlign w:val="center"/>
+            <w:hideMark/>
+          </w:tcPr>
+          <w:p>
+            <w:r>
+              <w:t>4 000 €</w:t>
+            </w:r>
+          </w:p>
+        </w:tc>
+      </w:tr>
+      <w:tr>
+        <w:trPr>
+          <w:tblCellSpacing w:w="15" w:type="dxa"/>
+        </w:trPr>
+        <w:tc>
+          <w:tcPr>
+            <w:tcW w:w="0" w:type="auto"/>
+            <w:vAlign w:val="center"/>
+            <w:hideMark/>
+          </w:tcPr>
+          <w:p>
+            <w:r>
+              <w:t>Câblage, connectique et accessoires</w:t>
+            </w:r>
+          </w:p>
+        </w:tc>
+        <w:tc>
+          <w:tcPr>
+            <w:tcW w:w="0" w:type="auto"/>
+            <w:vAlign w:val="center"/>
+            <w:hideMark/>
+          </w:tcPr>
+          <w:p>
+            <w:r>
+              <w:t>X</w:t>
+            </w:r>
+          </w:p>
+        </w:tc>
+        <w:tc>
+          <w:tcPr>
+            <w:tcW w:w="0" w:type="auto"/>
+            <w:vAlign w:val="center"/>
+            <w:hideMark/>
+          </w:tcPr>
+          <w:p>
+            <w:r>
+              <w:t>2 000 €</w:t>
+            </w:r>
+          </w:p>
+        </w:tc>
+        <w:tc>
+          <w:tcPr>
+            <w:tcW w:w="0" w:type="auto"/>
+            <w:vAlign w:val="center"/>
+            <w:hideMark/>
+          </w:tcPr>
+          <w:p>
+            <w:r>
+              <w:t>2 000 €</w:t>
+            </w:r>
+          </w:p>
+        </w:tc>
+      </w:tr>
+      <w:tr>
+        <w:trPr>
+          <w:tblCellSpacing w:w="15" w:type="dxa"/>
+        </w:trPr>
+        <w:tc>
+          <w:tcPr>
+            <w:tcW w:w="0" w:type="auto"/>
+            <w:vAlign w:val="center"/>
+            <w:hideMark/>
+          </w:tcPr>
+          <w:p>
+            <w:r>
+              <w:rPr>
+                <w:b/>
+                <w:bCs/>
+              </w:rPr>
+              <w:t>Total des investissements matériels estimés</w:t>
+            </w:r>
+          </w:p>
+        </w:tc>
+        <w:tc>
+          <w:tcPr>
+            <w:tcW w:w="0" w:type="auto"/>
+            <w:vAlign w:val="center"/>
+            <w:hideMark/>
+          </w:tcPr>
+          <w:p/>
+        </w:tc>
+        <w:tc>
+          <w:tcPr>
+            <w:tcW w:w="0" w:type="auto"/>
+            <w:vAlign w:val="center"/>
+            <w:hideMark/>
+          </w:tcPr>
+          <w:p/>
+        </w:tc>
+        <w:tc>
+          <w:tcPr>
+            <w:tcW w:w="0" w:type="auto"/>
+            <w:vAlign w:val="center"/>
+            <w:hideMark/>
+          </w:tcPr>
+          <w:p>
+            <w:r>
+              <w:rPr>
+                <w:b/>
+                <w:bCs/>
+              </w:rPr>
+              <w:t>60 000 €</w:t>
             </w:r>
           </w:p>
         </w:tc>
@@ -3845,11 +4097,6 @@
     </w:tbl>
     <w:p>
       <w:r>
-        <w:t>Total des coûts matériels estimés : 18 500 €</w:t>
-      </w:r>
-    </w:p>
-    <w:p>
-      <w:r>
         <w:t>Ces équipements permettent d’assurer l’hébergement des services critiques, la redondance minimale nécessaire ainsi qu’une continuité d’activité acceptable en cas d’incident.</w:t>
       </w:r>
     </w:p>
@@ -3871,6 +4118,7 @@
     </w:p>
     <w:p>
       <w:r>
+        <w:lastRenderedPageBreak/>
         <w:t>Les prestations prévues concernent notamment :</w:t>
       </w:r>
     </w:p>
@@ -3927,7 +4175,6 @@
           </w:tcPr>
           <w:p>
             <w:r>
-              <w:lastRenderedPageBreak/>
               <w:t>Type de prestation</w:t>
             </w:r>
           </w:p>
@@ -8149,7 +8396,7 @@
 </file>
 
 <file path=word/endnotes.xml><?xml version="1.0" encoding="utf-8"?>
-<w:endnotes xmlns:wpc="http://schemas.microsoft.com/office/word/2010/wordprocessingCanvas" xmlns:cx="http://schemas.microsoft.com/office/drawing/2014/chartex" xmlns:cx1="http://schemas.microsoft.com/office/drawing/2015/9/8/chartex" xmlns:cx2="http://schemas.microsoft.com/office/drawing/2015/10/21/chartex" xmlns:cx3="http://schemas.microsoft.com/office/drawing/2016/5/9/chartex" xmlns:cx4="http://schemas.microsoft.com/office/drawing/2016/5/10/chartex" xmlns:cx5="http://schemas.microsoft.com/office/drawing/2016/5/11/chartex" xmlns:cx6="http://schemas.microsoft.com/office/drawing/2016/5/12/chartex" xmlns:cx7="http://schemas.microsoft.com/office/drawing/2016/5/13/chartex" xmlns:cx8="http://schemas.microsoft.com/office/drawing/2016/5/14/chartex" xmlns:mc="http://schemas.openxmlformats.org/markup-compatibility/2006" xmlns:aink="http://schemas.microsoft.com/office/drawing/2016/ink" xmlns:am3d="http://schemas.microsoft.com/office/drawing/2017/model3d" xmlns:o="urn:schemas-microsoft-com:office:office" xmlns:oel="http://schemas.microsoft.com/office/2019/extlst" xmlns:r="http://schemas.openxmlformats.org/officeDocument/2006/relationships" xmlns:m="http://schemas.openxmlformats.org/officeDocument/2006/math" xmlns:v="urn:schemas-microsoft-com:vml" xmlns:wp14="http://schemas.microsoft.com/office/word/2010/wordprocessingDrawing" xmlns:wp="http://schemas.openxmlformats.org/drawingml/2006/wordprocessingDrawing" xmlns:w10="urn:schemas-microsoft-com:office:word" xmlns:w="http://schemas.openxmlformats.org/wordprocessingml/2006/main" xmlns:w14="http://schemas.microsoft.com/office/word/2010/wordml" xmlns:w15="http://schemas.microsoft.com/office/word/2012/wordml" xmlns:w16cex="http://schemas.microsoft.com/office/word/2018/wordml/cex" xmlns:w16cid="http://schemas.microsoft.com/office/word/2016/wordml/cid" xmlns:w16="http://schemas.microsoft.com/office/word/2018/wordml" xmlns:w16du="http://schemas.microsoft.com/office/word/2023/wordml/word16du" xmlns:w16sdtdh="http://schemas.microsoft.com/office/word/2020/wordml/sdtdatahash" xmlns:w16sdtfl="http://schemas.microsoft.com/office/word/2024/wordml/sdtformatlock" xmlns:w16se="http://schemas.microsoft.com/office/word/2015/wordml/symex" xmlns:wpg="http://schemas.microsoft.com/office/word/2010/wordprocessingGroup" xmlns:wpi="http://schemas.microsoft.com/office/word/2010/wordprocessingInk" xmlns:wne="http://schemas.microsoft.com/office/word/2006/wordml" xmlns:wps="http://schemas.microsoft.com/office/word/2010/wordprocessingShape" mc:Ignorable="w14 w15 w16se w16cid w16 w16cex w16sdtdh w16sdtfl w16du wp14">
+<w:endnotes xmlns:wpc="http://schemas.microsoft.com/office/word/2010/wordprocessingCanvas" xmlns:cx="http://schemas.microsoft.com/office/drawing/2014/chartex" xmlns:cx1="http://schemas.microsoft.com/office/drawing/2015/9/8/chartex" xmlns:cx2="http://schemas.microsoft.com/office/drawing/2015/10/21/chartex" xmlns:cx3="http://schemas.microsoft.com/office/drawing/2016/5/9/chartex" xmlns:cx4="http://schemas.microsoft.com/office/drawing/2016/5/10/chartex" xmlns:cx5="http://schemas.microsoft.com/office/drawing/2016/5/11/chartex" xmlns:cx6="http://schemas.microsoft.com/office/drawing/2016/5/12/chartex" xmlns:cx7="http://schemas.microsoft.com/office/drawing/2016/5/13/chartex" xmlns:cx8="http://schemas.microsoft.com/office/drawing/2016/5/14/chartex" xmlns:mc="http://schemas.openxmlformats.org/markup-compatibility/2006" xmlns:aink="http://schemas.microsoft.com/office/drawing/2016/ink" xmlns:am3d="http://schemas.microsoft.com/office/drawing/2017/model3d" xmlns:o="urn:schemas-microsoft-com:office:office" xmlns:oel="http://schemas.microsoft.com/office/2019/extlst" xmlns:r="http://schemas.openxmlformats.org/officeDocument/2006/relationships" xmlns:m="http://schemas.openxmlformats.org/officeDocument/2006/math" xmlns:v="urn:schemas-microsoft-com:vml" xmlns:wp14="http://schemas.microsoft.com/office/word/2010/wordprocessingDrawing" xmlns:wp="http://schemas.openxmlformats.org/drawingml/2006/wordprocessingDrawing" xmlns:w10="urn:schemas-microsoft-com:office:word" xmlns:w="http://schemas.openxmlformats.org/wordprocessingml/2006/main" xmlns:w14="http://schemas.microsoft.com/office/word/2010/wordml" xmlns:w15="http://schemas.microsoft.com/office/word/2012/wordml" xmlns:w16cei="http://schemas.microsoft.com/office/word/2026/wordml/cei" xmlns:w16cex="http://schemas.microsoft.com/office/word/2018/wordml/cex" xmlns:w16cid="http://schemas.microsoft.com/office/word/2016/wordml/cid" xmlns:w16="http://schemas.microsoft.com/office/word/2018/wordml" xmlns:w16du="http://schemas.microsoft.com/office/word/2023/wordml/word16du" xmlns:w16sdtdh="http://schemas.microsoft.com/office/word/2020/wordml/sdtdatahash" xmlns:w16sdtfl="http://schemas.microsoft.com/office/word/2024/wordml/sdtformatlock" xmlns:w16se="http://schemas.microsoft.com/office/word/2015/wordml/symex" xmlns:wpg="http://schemas.microsoft.com/office/word/2010/wordprocessingGroup" xmlns:wpi="http://schemas.microsoft.com/office/word/2010/wordprocessingInk" xmlns:wne="http://schemas.microsoft.com/office/word/2006/wordml" xmlns:wps="http://schemas.microsoft.com/office/word/2010/wordprocessingShape" mc:Ignorable="w14 w15 w16se w16cid w16 w16cex w16sdtdh w16sdtfl w16du wp14">
   <w:endnote w:type="separator" w:id="-1">
     <w:p>
       <w:pPr>
@@ -8174,7 +8421,7 @@
 </file>
 
 <file path=word/footer1.xml><?xml version="1.0" encoding="utf-8"?>
-<w:ftr xmlns:wpc="http://schemas.microsoft.com/office/word/2010/wordprocessingCanvas" xmlns:cx="http://schemas.microsoft.com/office/drawing/2014/chartex" xmlns:cx1="http://schemas.microsoft.com/office/drawing/2015/9/8/chartex" xmlns:cx2="http://schemas.microsoft.com/office/drawing/2015/10/21/chartex" xmlns:cx3="http://schemas.microsoft.com/office/drawing/2016/5/9/chartex" xmlns:cx4="http://schemas.microsoft.com/office/drawing/2016/5/10/chartex" xmlns:cx5="http://schemas.microsoft.com/office/drawing/2016/5/11/chartex" xmlns:cx6="http://schemas.microsoft.com/office/drawing/2016/5/12/chartex" xmlns:cx7="http://schemas.microsoft.com/office/drawing/2016/5/13/chartex" xmlns:cx8="http://schemas.microsoft.com/office/drawing/2016/5/14/chartex" xmlns:mc="http://schemas.openxmlformats.org/markup-compatibility/2006" xmlns:aink="http://schemas.microsoft.com/office/drawing/2016/ink" xmlns:am3d="http://schemas.microsoft.com/office/drawing/2017/model3d" xmlns:o="urn:schemas-microsoft-com:office:office" xmlns:oel="http://schemas.microsoft.com/office/2019/extlst" xmlns:r="http://schemas.openxmlformats.org/officeDocument/2006/relationships" xmlns:m="http://schemas.openxmlformats.org/officeDocument/2006/math" xmlns:v="urn:schemas-microsoft-com:vml" xmlns:wp14="http://schemas.microsoft.com/office/word/2010/wordprocessingDrawing" xmlns:wp="http://schemas.openxmlformats.org/drawingml/2006/wordprocessingDrawing" xmlns:w10="urn:schemas-microsoft-com:office:word" xmlns:w="http://schemas.openxmlformats.org/wordprocessingml/2006/main" xmlns:w14="http://schemas.microsoft.com/office/word/2010/wordml" xmlns:w15="http://schemas.microsoft.com/office/word/2012/wordml" xmlns:w16cex="http://schemas.microsoft.com/office/word/2018/wordml/cex" xmlns:w16cid="http://schemas.microsoft.com/office/word/2016/wordml/cid" xmlns:w16="http://schemas.microsoft.com/office/word/2018/wordml" xmlns:w16du="http://schemas.microsoft.com/office/word/2023/wordml/word16du" xmlns:w16sdtdh="http://schemas.microsoft.com/office/word/2020/wordml/sdtdatahash" xmlns:w16sdtfl="http://schemas.microsoft.com/office/word/2024/wordml/sdtformatlock" xmlns:w16se="http://schemas.microsoft.com/office/word/2015/wordml/symex" xmlns:wpg="http://schemas.microsoft.com/office/word/2010/wordprocessingGroup" xmlns:wpi="http://schemas.microsoft.com/office/word/2010/wordprocessingInk" xmlns:wne="http://schemas.microsoft.com/office/word/2006/wordml" xmlns:wps="http://schemas.microsoft.com/office/word/2010/wordprocessingShape" mc:Ignorable="w14 w15 w16se w16cid w16 w16cex w16sdtdh w16sdtfl w16du wp14">
+<w:ftr xmlns:wpc="http://schemas.microsoft.com/office/word/2010/wordprocessingCanvas" xmlns:cx="http://schemas.microsoft.com/office/drawing/2014/chartex" xmlns:cx1="http://schemas.microsoft.com/office/drawing/2015/9/8/chartex" xmlns:cx2="http://schemas.microsoft.com/office/drawing/2015/10/21/chartex" xmlns:cx3="http://schemas.microsoft.com/office/drawing/2016/5/9/chartex" xmlns:cx4="http://schemas.microsoft.com/office/drawing/2016/5/10/chartex" xmlns:cx5="http://schemas.microsoft.com/office/drawing/2016/5/11/chartex" xmlns:cx6="http://schemas.microsoft.com/office/drawing/2016/5/12/chartex" xmlns:cx7="http://schemas.microsoft.com/office/drawing/2016/5/13/chartex" xmlns:cx8="http://schemas.microsoft.com/office/drawing/2016/5/14/chartex" xmlns:mc="http://schemas.openxmlformats.org/markup-compatibility/2006" xmlns:aink="http://schemas.microsoft.com/office/drawing/2016/ink" xmlns:am3d="http://schemas.microsoft.com/office/drawing/2017/model3d" xmlns:o="urn:schemas-microsoft-com:office:office" xmlns:oel="http://schemas.microsoft.com/office/2019/extlst" xmlns:r="http://schemas.openxmlformats.org/officeDocument/2006/relationships" xmlns:m="http://schemas.openxmlformats.org/officeDocument/2006/math" xmlns:v="urn:schemas-microsoft-com:vml" xmlns:wp14="http://schemas.microsoft.com/office/word/2010/wordprocessingDrawing" xmlns:wp="http://schemas.openxmlformats.org/drawingml/2006/wordprocessingDrawing" xmlns:w10="urn:schemas-microsoft-com:office:word" xmlns:w="http://schemas.openxmlformats.org/wordprocessingml/2006/main" xmlns:w14="http://schemas.microsoft.com/office/word/2010/wordml" xmlns:w15="http://schemas.microsoft.com/office/word/2012/wordml" xmlns:w16cei="http://schemas.microsoft.com/office/word/2026/wordml/cei" xmlns:w16cex="http://schemas.microsoft.com/office/word/2018/wordml/cex" xmlns:w16cid="http://schemas.microsoft.com/office/word/2016/wordml/cid" xmlns:w16="http://schemas.microsoft.com/office/word/2018/wordml" xmlns:w16du="http://schemas.microsoft.com/office/word/2023/wordml/word16du" xmlns:w16sdtdh="http://schemas.microsoft.com/office/word/2020/wordml/sdtdatahash" xmlns:w16sdtfl="http://schemas.microsoft.com/office/word/2024/wordml/sdtformatlock" xmlns:w16se="http://schemas.microsoft.com/office/word/2015/wordml/symex" xmlns:wpg="http://schemas.microsoft.com/office/word/2010/wordprocessingGroup" xmlns:wpi="http://schemas.microsoft.com/office/word/2010/wordprocessingInk" xmlns:wne="http://schemas.microsoft.com/office/word/2006/wordml" xmlns:wps="http://schemas.microsoft.com/office/word/2010/wordprocessingShape" mc:Ignorable="w14 w15 w16se w16cid w16 w16cex w16sdtdh w16sdtfl w16du wp14">
   <w:sdt>
     <w:sdtPr>
       <w:id w:val="-1837755311"/>
@@ -8222,7 +8469,7 @@
 </file>
 
 <file path=word/footnotes.xml><?xml version="1.0" encoding="utf-8"?>
-<w:footnotes xmlns:wpc="http://schemas.microsoft.com/office/word/2010/wordprocessingCanvas" xmlns:cx="http://schemas.microsoft.com/office/drawing/2014/chartex" xmlns:cx1="http://schemas.microsoft.com/office/drawing/2015/9/8/chartex" xmlns:cx2="http://schemas.microsoft.com/office/drawing/2015/10/21/chartex" xmlns:cx3="http://schemas.microsoft.com/office/drawing/2016/5/9/chartex" xmlns:cx4="http://schemas.microsoft.com/office/drawing/2016/5/10/chartex" xmlns:cx5="http://schemas.microsoft.com/office/drawing/2016/5/11/chartex" xmlns:cx6="http://schemas.microsoft.com/office/drawing/2016/5/12/chartex" xmlns:cx7="http://schemas.microsoft.com/office/drawing/2016/5/13/chartex" xmlns:cx8="http://schemas.microsoft.com/office/drawing/2016/5/14/chartex" xmlns:mc="http://schemas.openxmlformats.org/markup-compatibility/2006" xmlns:aink="http://schemas.microsoft.com/office/drawing/2016/ink" xmlns:am3d="http://schemas.microsoft.com/office/drawing/2017/model3d" xmlns:o="urn:schemas-microsoft-com:office:office" xmlns:oel="http://schemas.microsoft.com/office/2019/extlst" xmlns:r="http://schemas.openxmlformats.org/officeDocument/2006/relationships" xmlns:m="http://schemas.openxmlformats.org/officeDocument/2006/math" xmlns:v="urn:schemas-microsoft-com:vml" xmlns:wp14="http://schemas.microsoft.com/office/word/2010/wordprocessingDrawing" xmlns:wp="http://schemas.openxmlformats.org/drawingml/2006/wordprocessingDrawing" xmlns:w10="urn:schemas-microsoft-com:office:word" xmlns:w="http://schemas.openxmlformats.org/wordprocessingml/2006/main" xmlns:w14="http://schemas.microsoft.com/office/word/2010/wordml" xmlns:w15="http://schemas.microsoft.com/office/word/2012/wordml" xmlns:w16cex="http://schemas.microsoft.com/office/word/2018/wordml/cex" xmlns:w16cid="http://schemas.microsoft.com/office/word/2016/wordml/cid" xmlns:w16="http://schemas.microsoft.com/office/word/2018/wordml" xmlns:w16du="http://schemas.microsoft.com/office/word/2023/wordml/word16du" xmlns:w16sdtdh="http://schemas.microsoft.com/office/word/2020/wordml/sdtdatahash" xmlns:w16sdtfl="http://schemas.microsoft.com/office/word/2024/wordml/sdtformatlock" xmlns:w16se="http://schemas.microsoft.com/office/word/2015/wordml/symex" xmlns:wpg="http://schemas.microsoft.com/office/word/2010/wordprocessingGroup" xmlns:wpi="http://schemas.microsoft.com/office/word/2010/wordprocessingInk" xmlns:wne="http://schemas.microsoft.com/office/word/2006/wordml" xmlns:wps="http://schemas.microsoft.com/office/word/2010/wordprocessingShape" mc:Ignorable="w14 w15 w16se w16cid w16 w16cex w16sdtdh w16sdtfl w16du wp14">
+<w:footnotes xmlns:wpc="http://schemas.microsoft.com/office/word/2010/wordprocessingCanvas" xmlns:cx="http://schemas.microsoft.com/office/drawing/2014/chartex" xmlns:cx1="http://schemas.microsoft.com/office/drawing/2015/9/8/chartex" xmlns:cx2="http://schemas.microsoft.com/office/drawing/2015/10/21/chartex" xmlns:cx3="http://schemas.microsoft.com/office/drawing/2016/5/9/chartex" xmlns:cx4="http://schemas.microsoft.com/office/drawing/2016/5/10/chartex" xmlns:cx5="http://schemas.microsoft.com/office/drawing/2016/5/11/chartex" xmlns:cx6="http://schemas.microsoft.com/office/drawing/2016/5/12/chartex" xmlns:cx7="http://schemas.microsoft.com/office/drawing/2016/5/13/chartex" xmlns:cx8="http://schemas.microsoft.com/office/drawing/2016/5/14/chartex" xmlns:mc="http://schemas.openxmlformats.org/markup-compatibility/2006" xmlns:aink="http://schemas.microsoft.com/office/drawing/2016/ink" xmlns:am3d="http://schemas.microsoft.com/office/drawing/2017/model3d" xmlns:o="urn:schemas-microsoft-com:office:office" xmlns:oel="http://schemas.microsoft.com/office/2019/extlst" xmlns:r="http://schemas.openxmlformats.org/officeDocument/2006/relationships" xmlns:m="http://schemas.openxmlformats.org/officeDocument/2006/math" xmlns:v="urn:schemas-microsoft-com:vml" xmlns:wp14="http://schemas.microsoft.com/office/word/2010/wordprocessingDrawing" xmlns:wp="http://schemas.openxmlformats.org/drawingml/2006/wordprocessingDrawing" xmlns:w10="urn:schemas-microsoft-com:office:word" xmlns:w="http://schemas.openxmlformats.org/wordprocessingml/2006/main" xmlns:w14="http://schemas.microsoft.com/office/word/2010/wordml" xmlns:w15="http://schemas.microsoft.com/office/word/2012/wordml" xmlns:w16cei="http://schemas.microsoft.com/office/word/2026/wordml/cei" xmlns:w16cex="http://schemas.microsoft.com/office/word/2018/wordml/cex" xmlns:w16cid="http://schemas.microsoft.com/office/word/2016/wordml/cid" xmlns:w16="http://schemas.microsoft.com/office/word/2018/wordml" xmlns:w16du="http://schemas.microsoft.com/office/word/2023/wordml/word16du" xmlns:w16sdtdh="http://schemas.microsoft.com/office/word/2020/wordml/sdtdatahash" xmlns:w16sdtfl="http://schemas.microsoft.com/office/word/2024/wordml/sdtformatlock" xmlns:w16se="http://schemas.microsoft.com/office/word/2015/wordml/symex" xmlns:wpg="http://schemas.microsoft.com/office/word/2010/wordprocessingGroup" xmlns:wpi="http://schemas.microsoft.com/office/word/2010/wordprocessingInk" xmlns:wne="http://schemas.microsoft.com/office/word/2006/wordml" xmlns:wps="http://schemas.microsoft.com/office/word/2010/wordprocessingShape" mc:Ignorable="w14 w15 w16se w16cid w16 w16cex w16sdtdh w16sdtfl w16du wp14">
   <w:footnote w:type="separator" w:id="-1">
     <w:p>
       <w:pPr>
@@ -8247,7 +8494,7 @@
 </file>
 
 <file path=word/numbering.xml><?xml version="1.0" encoding="utf-8"?>
-<w:numbering xmlns:wpc="http://schemas.microsoft.com/office/word/2010/wordprocessingCanvas" xmlns:cx="http://schemas.microsoft.com/office/drawing/2014/chartex" xmlns:cx1="http://schemas.microsoft.com/office/drawing/2015/9/8/chartex" xmlns:cx2="http://schemas.microsoft.com/office/drawing/2015/10/21/chartex" xmlns:cx3="http://schemas.microsoft.com/office/drawing/2016/5/9/chartex" xmlns:cx4="http://schemas.microsoft.com/office/drawing/2016/5/10/chartex" xmlns:cx5="http://schemas.microsoft.com/office/drawing/2016/5/11/chartex" xmlns:cx6="http://schemas.microsoft.com/office/drawing/2016/5/12/chartex" xmlns:cx7="http://schemas.microsoft.com/office/drawing/2016/5/13/chartex" xmlns:cx8="http://schemas.microsoft.com/office/drawing/2016/5/14/chartex" xmlns:mc="http://schemas.openxmlformats.org/markup-compatibility/2006" xmlns:aink="http://schemas.microsoft.com/office/drawing/2016/ink" xmlns:am3d="http://schemas.microsoft.com/office/drawing/2017/model3d" xmlns:o="urn:schemas-microsoft-com:office:office" xmlns:oel="http://schemas.microsoft.com/office/2019/extlst" xmlns:r="http://schemas.openxmlformats.org/officeDocument/2006/relationships" xmlns:m="http://schemas.openxmlformats.org/officeDocument/2006/math" xmlns:v="urn:schemas-microsoft-com:vml" xmlns:wp14="http://schemas.microsoft.com/office/word/2010/wordprocessingDrawing" xmlns:wp="http://schemas.openxmlformats.org/drawingml/2006/wordprocessingDrawing" xmlns:w10="urn:schemas-microsoft-com:office:word" xmlns:w="http://schemas.openxmlformats.org/wordprocessingml/2006/main" xmlns:w14="http://schemas.microsoft.com/office/word/2010/wordml" xmlns:w15="http://schemas.microsoft.com/office/word/2012/wordml" xmlns:w16cex="http://schemas.microsoft.com/office/word/2018/wordml/cex" xmlns:w16cid="http://schemas.microsoft.com/office/word/2016/wordml/cid" xmlns:w16="http://schemas.microsoft.com/office/word/2018/wordml" xmlns:w16du="http://schemas.microsoft.com/office/word/2023/wordml/word16du" xmlns:w16sdtdh="http://schemas.microsoft.com/office/word/2020/wordml/sdtdatahash" xmlns:w16sdtfl="http://schemas.microsoft.com/office/word/2024/wordml/sdtformatlock" xmlns:w16se="http://schemas.microsoft.com/office/word/2015/wordml/symex" xmlns:wpg="http://schemas.microsoft.com/office/word/2010/wordprocessingGroup" xmlns:wpi="http://schemas.microsoft.com/office/word/2010/wordprocessingInk" xmlns:wne="http://schemas.microsoft.com/office/word/2006/wordml" xmlns:wps="http://schemas.microsoft.com/office/word/2010/wordprocessingShape" mc:Ignorable="w14 w15 w16se w16cid w16 w16cex w16sdtdh w16sdtfl w16du wp14">
+<w:numbering xmlns:wpc="http://schemas.microsoft.com/office/word/2010/wordprocessingCanvas" xmlns:cx="http://schemas.microsoft.com/office/drawing/2014/chartex" xmlns:cx1="http://schemas.microsoft.com/office/drawing/2015/9/8/chartex" xmlns:cx2="http://schemas.microsoft.com/office/drawing/2015/10/21/chartex" xmlns:cx3="http://schemas.microsoft.com/office/drawing/2016/5/9/chartex" xmlns:cx4="http://schemas.microsoft.com/office/drawing/2016/5/10/chartex" xmlns:cx5="http://schemas.microsoft.com/office/drawing/2016/5/11/chartex" xmlns:cx6="http://schemas.microsoft.com/office/drawing/2016/5/12/chartex" xmlns:cx7="http://schemas.microsoft.com/office/drawing/2016/5/13/chartex" xmlns:cx8="http://schemas.microsoft.com/office/drawing/2016/5/14/chartex" xmlns:mc="http://schemas.openxmlformats.org/markup-compatibility/2006" xmlns:aink="http://schemas.microsoft.com/office/drawing/2016/ink" xmlns:am3d="http://schemas.microsoft.com/office/drawing/2017/model3d" xmlns:o="urn:schemas-microsoft-com:office:office" xmlns:oel="http://schemas.microsoft.com/office/2019/extlst" xmlns:r="http://schemas.openxmlformats.org/officeDocument/2006/relationships" xmlns:m="http://schemas.openxmlformats.org/officeDocument/2006/math" xmlns:v="urn:schemas-microsoft-com:vml" xmlns:wp14="http://schemas.microsoft.com/office/word/2010/wordprocessingDrawing" xmlns:wp="http://schemas.openxmlformats.org/drawingml/2006/wordprocessingDrawing" xmlns:w10="urn:schemas-microsoft-com:office:word" xmlns:w="http://schemas.openxmlformats.org/wordprocessingml/2006/main" xmlns:w14="http://schemas.microsoft.com/office/word/2010/wordml" xmlns:w15="http://schemas.microsoft.com/office/word/2012/wordml" xmlns:w16cei="http://schemas.microsoft.com/office/word/2026/wordml/cei" xmlns:w16cex="http://schemas.microsoft.com/office/word/2018/wordml/cex" xmlns:w16cid="http://schemas.microsoft.com/office/word/2016/wordml/cid" xmlns:w16="http://schemas.microsoft.com/office/word/2018/wordml" xmlns:w16du="http://schemas.microsoft.com/office/word/2023/wordml/word16du" xmlns:w16sdtdh="http://schemas.microsoft.com/office/word/2020/wordml/sdtdatahash" xmlns:w16sdtfl="http://schemas.microsoft.com/office/word/2024/wordml/sdtformatlock" xmlns:w16se="http://schemas.microsoft.com/office/word/2015/wordml/symex" xmlns:wpg="http://schemas.microsoft.com/office/word/2010/wordprocessingGroup" xmlns:wpi="http://schemas.microsoft.com/office/word/2010/wordprocessingInk" xmlns:wne="http://schemas.microsoft.com/office/word/2006/wordml" xmlns:wps="http://schemas.microsoft.com/office/word/2010/wordprocessingShape" mc:Ignorable="w14 w15 w16se w16cid w16 w16cex w16sdtdh w16sdtfl w16du wp14">
   <w:abstractNum w:abstractNumId="0" w15:restartNumberingAfterBreak="0">
     <w:nsid w:val="0BBD04D5"/>
     <w:multiLevelType w:val="multilevel"/>
@@ -13745,6 +13992,15 @@
 </file>
 
 <file path=customXml/item1.xml><?xml version="1.0" encoding="utf-8"?>
+<?mso-contentType ?>
+<FormTemplates xmlns="http://schemas.microsoft.com/sharepoint/v3/contenttype/forms">
+  <Display>DocumentLibraryForm</Display>
+  <Edit>DocumentLibraryForm</Edit>
+  <New>DocumentLibraryForm</New>
+</FormTemplates>
+</file>
+
+<file path=customXml/item2.xml><?xml version="1.0" encoding="utf-8"?>
 <ct:contentTypeSchema xmlns:ct="http://schemas.microsoft.com/office/2006/metadata/contentType" xmlns:ma="http://schemas.microsoft.com/office/2006/metadata/properties/metaAttributes" ct:_="" ma:_="" ma:contentTypeName="Document" ma:contentTypeID="0x01010006B834183EDB914BB08954C8DD43EAB8" ma:contentTypeVersion="12" ma:contentTypeDescription="Crée un document." ma:contentTypeScope="" ma:versionID="d6da123db1e3b9d0aedb8f2b3b13d29c">
   <xsd:schema xmlns:xsd="http://www.w3.org/2001/XMLSchema" xmlns:xs="http://www.w3.org/2001/XMLSchema" xmlns:p="http://schemas.microsoft.com/office/2006/metadata/properties" xmlns:ns3="5b83e578-d17d-42c1-bbfa-82168b29df75" xmlns:ns4="fe5b55c2-e991-4fa2-9462-3c96ad29ee96" targetNamespace="http://schemas.microsoft.com/office/2006/metadata/properties" ma:root="true" ma:fieldsID="f2f8a7fb4b8a9007b5869de2030b1185" ns3:_="" ns4:_="">
     <xsd:import namespace="5b83e578-d17d-42c1-bbfa-82168b29df75"/>
@@ -13959,16 +14215,11 @@
 </ct:contentTypeSchema>
 </file>
 
-<file path=customXml/item2.xml><?xml version="1.0" encoding="utf-8"?>
-<?mso-contentType ?>
-<FormTemplates xmlns="http://schemas.microsoft.com/sharepoint/v3/contenttype/forms">
-  <Display>DocumentLibraryForm</Display>
-  <Edit>DocumentLibraryForm</Edit>
-  <New>DocumentLibraryForm</New>
-</FormTemplates>
+<file path=customXml/item3.xml><?xml version="1.0" encoding="utf-8"?>
+<b:Sources xmlns:b="http://schemas.openxmlformats.org/officeDocument/2006/bibliography" xmlns="http://schemas.openxmlformats.org/officeDocument/2006/bibliography" SelectedStyle="\APASixthEditionOfficeOnline.xsl" StyleName="APA" Version="6"/>
 </file>
 
-<file path=customXml/item3.xml><?xml version="1.0" encoding="utf-8"?>
+<file path=customXml/item4.xml><?xml version="1.0" encoding="utf-8"?>
 <p:properties xmlns:p="http://schemas.microsoft.com/office/2006/metadata/properties" xmlns:xsi="http://www.w3.org/2001/XMLSchema-instance" xmlns:pc="http://schemas.microsoft.com/office/infopath/2007/PartnerControls">
   <documentManagement>
     <_activity xmlns="5b83e578-d17d-42c1-bbfa-82168b29df75" xsi:nil="true"/>
@@ -13976,11 +14227,15 @@
 </p:properties>
 </file>
 
-<file path=customXml/item4.xml><?xml version="1.0" encoding="utf-8"?>
-<b:Sources xmlns:b="http://schemas.openxmlformats.org/officeDocument/2006/bibliography" xmlns="http://schemas.openxmlformats.org/officeDocument/2006/bibliography" SelectedStyle="\APASixthEditionOfficeOnline.xsl" StyleName="APA" Version="6"/>
+<file path=customXml/itemProps1.xml><?xml version="1.0" encoding="utf-8"?>
+<ds:datastoreItem xmlns:ds="http://schemas.openxmlformats.org/officeDocument/2006/customXml" ds:itemID="{834741B4-581F-4A31-84F4-B955FF5AEE9F}">
+  <ds:schemaRefs>
+    <ds:schemaRef ds:uri="http://schemas.microsoft.com/sharepoint/v3/contenttype/forms"/>
+  </ds:schemaRefs>
+</ds:datastoreItem>
 </file>
 
-<file path=customXml/itemProps1.xml><?xml version="1.0" encoding="utf-8"?>
+<file path=customXml/itemProps2.xml><?xml version="1.0" encoding="utf-8"?>
 <ds:datastoreItem xmlns:ds="http://schemas.openxmlformats.org/officeDocument/2006/customXml" ds:itemID="{98AE95D1-CB13-48C6-BD0F-CFA4A79C8882}">
   <ds:schemaRefs>
     <ds:schemaRef ds:uri="http://schemas.microsoft.com/office/2006/metadata/contentType"/>
@@ -13999,15 +14254,15 @@
 </ds:datastoreItem>
 </file>
 
-<file path=customXml/itemProps2.xml><?xml version="1.0" encoding="utf-8"?>
-<ds:datastoreItem xmlns:ds="http://schemas.openxmlformats.org/officeDocument/2006/customXml" ds:itemID="{834741B4-581F-4A31-84F4-B955FF5AEE9F}">
+<file path=customXml/itemProps3.xml><?xml version="1.0" encoding="utf-8"?>
+<ds:datastoreItem xmlns:ds="http://schemas.openxmlformats.org/officeDocument/2006/customXml" ds:itemID="{76026148-B3B7-41CB-BA68-D15BFB8014B7}">
   <ds:schemaRefs>
-    <ds:schemaRef ds:uri="http://schemas.microsoft.com/sharepoint/v3/contenttype/forms"/>
+    <ds:schemaRef ds:uri="http://schemas.openxmlformats.org/officeDocument/2006/bibliography"/>
   </ds:schemaRefs>
 </ds:datastoreItem>
 </file>
 
-<file path=customXml/itemProps3.xml><?xml version="1.0" encoding="utf-8"?>
+<file path=customXml/itemProps4.xml><?xml version="1.0" encoding="utf-8"?>
 <ds:datastoreItem xmlns:ds="http://schemas.openxmlformats.org/officeDocument/2006/customXml" ds:itemID="{8E0E0CA7-E4D8-4796-A1D8-AC02448CB5EB}">
   <ds:schemaRefs>
     <ds:schemaRef ds:uri="http://schemas.microsoft.com/office/2006/metadata/properties"/>
@@ -14015,12 +14270,4 @@
     <ds:schemaRef ds:uri="5b83e578-d17d-42c1-bbfa-82168b29df75"/>
   </ds:schemaRefs>
 </ds:datastoreItem>
-</file>
-
-<file path=customXml/itemProps4.xml><?xml version="1.0" encoding="utf-8"?>
-<ds:datastoreItem xmlns:ds="http://schemas.openxmlformats.org/officeDocument/2006/customXml" ds:itemID="{76026148-B3B7-41CB-BA68-D15BFB8014B7}">
-  <ds:schemaRefs>
-    <ds:schemaRef ds:uri="http://schemas.openxmlformats.org/officeDocument/2006/bibliography"/>
-  </ds:schemaRefs>
-</ds:datastoreItem>
 </file>
--- a/Rendu/Bloc2/Bloc 2 Gérer un projet informatique.docx
+++ b/Rendu/Bloc2/Bloc 2 Gérer un projet informatique.docx
@@ -1,6 +1,6 @@
 
 <file path=word/document.xml><?xml version="1.0" encoding="utf-8"?>
-<w:document xmlns:wpc="http://schemas.microsoft.com/office/word/2010/wordprocessingCanvas" xmlns:cx="http://schemas.microsoft.com/office/drawing/2014/chartex" xmlns:cx1="http://schemas.microsoft.com/office/drawing/2015/9/8/chartex" xmlns:cx2="http://schemas.microsoft.com/office/drawing/2015/10/21/chartex" xmlns:cx3="http://schemas.microsoft.com/office/drawing/2016/5/9/chartex" xmlns:cx4="http://schemas.microsoft.com/office/drawing/2016/5/10/chartex" xmlns:cx5="http://schemas.microsoft.com/office/drawing/2016/5/11/chartex" xmlns:cx6="http://schemas.microsoft.com/office/drawing/2016/5/12/chartex" xmlns:cx7="http://schemas.microsoft.com/office/drawing/2016/5/13/chartex" xmlns:cx8="http://schemas.microsoft.com/office/drawing/2016/5/14/chartex" xmlns:mc="http://schemas.openxmlformats.org/markup-compatibility/2006" xmlns:aink="http://schemas.microsoft.com/office/drawing/2016/ink" xmlns:am3d="http://schemas.microsoft.com/office/drawing/2017/model3d" xmlns:o="urn:schemas-microsoft-com:office:office" xmlns:oel="http://schemas.microsoft.com/office/2019/extlst" xmlns:r="http://schemas.openxmlformats.org/officeDocument/2006/relationships" xmlns:m="http://schemas.openxmlformats.org/officeDocument/2006/math" xmlns:v="urn:schemas-microsoft-com:vml" xmlns:wp14="http://schemas.microsoft.com/office/word/2010/wordprocessingDrawing" xmlns:wp="http://schemas.openxmlformats.org/drawingml/2006/wordprocessingDrawing" xmlns:w10="urn:schemas-microsoft-com:office:word" xmlns:w="http://schemas.openxmlformats.org/wordprocessingml/2006/main" xmlns:w14="http://schemas.microsoft.com/office/word/2010/wordml" xmlns:w15="http://schemas.microsoft.com/office/word/2012/wordml" xmlns:w16cei="http://schemas.microsoft.com/office/word/2026/wordml/cei" xmlns:w16cex="http://schemas.microsoft.com/office/word/2018/wordml/cex" xmlns:w16cid="http://schemas.microsoft.com/office/word/2016/wordml/cid" xmlns:w16="http://schemas.microsoft.com/office/word/2018/wordml" xmlns:w16du="http://schemas.microsoft.com/office/word/2023/wordml/word16du" xmlns:w16sdtdh="http://schemas.microsoft.com/office/word/2020/wordml/sdtdatahash" xmlns:w16sdtfl="http://schemas.microsoft.com/office/word/2024/wordml/sdtformatlock" xmlns:w16se="http://schemas.microsoft.com/office/word/2015/wordml/symex" xmlns:wpg="http://schemas.microsoft.com/office/word/2010/wordprocessingGroup" xmlns:wpi="http://schemas.microsoft.com/office/word/2010/wordprocessingInk" xmlns:wne="http://schemas.microsoft.com/office/word/2006/wordml" xmlns:wps="http://schemas.microsoft.com/office/word/2010/wordprocessingShape" mc:Ignorable="w14 w15 w16se w16cid w16 w16cex w16sdtdh w16sdtfl w16du wp14">
+<w:document xmlns:wpc="http://schemas.microsoft.com/office/word/2010/wordprocessingCanvas" xmlns:cx="http://schemas.microsoft.com/office/drawing/2014/chartex" xmlns:cx1="http://schemas.microsoft.com/office/drawing/2015/9/8/chartex" xmlns:cx2="http://schemas.microsoft.com/office/drawing/2015/10/21/chartex" xmlns:cx3="http://schemas.microsoft.com/office/drawing/2016/5/9/chartex" xmlns:cx4="http://schemas.microsoft.com/office/drawing/2016/5/10/chartex" xmlns:cx5="http://schemas.microsoft.com/office/drawing/2016/5/11/chartex" xmlns:cx6="http://schemas.microsoft.com/office/drawing/2016/5/12/chartex" xmlns:cx7="http://schemas.microsoft.com/office/drawing/2016/5/13/chartex" xmlns:cx8="http://schemas.microsoft.com/office/drawing/2016/5/14/chartex" xmlns:mc="http://schemas.openxmlformats.org/markup-compatibility/2006" xmlns:aink="http://schemas.microsoft.com/office/drawing/2016/ink" xmlns:am3d="http://schemas.microsoft.com/office/drawing/2017/model3d" xmlns:o="urn:schemas-microsoft-com:office:office" xmlns:oel="http://schemas.microsoft.com/office/2019/extlst" xmlns:r="http://schemas.openxmlformats.org/officeDocument/2006/relationships" xmlns:m="http://schemas.openxmlformats.org/officeDocument/2006/math" xmlns:v="urn:schemas-microsoft-com:vml" xmlns:wp14="http://schemas.microsoft.com/office/word/2010/wordprocessingDrawing" xmlns:wp="http://schemas.openxmlformats.org/drawingml/2006/wordprocessingDrawing" xmlns:w10="urn:schemas-microsoft-com:office:word" xmlns:w="http://schemas.openxmlformats.org/wordprocessingml/2006/main" xmlns:w14="http://schemas.microsoft.com/office/word/2010/wordml" xmlns:w15="http://schemas.microsoft.com/office/word/2012/wordml" xmlns:w16cex="http://schemas.microsoft.com/office/word/2018/wordml/cex" xmlns:w16cid="http://schemas.microsoft.com/office/word/2016/wordml/cid" xmlns:w16="http://schemas.microsoft.com/office/word/2018/wordml" xmlns:w16du="http://schemas.microsoft.com/office/word/2023/wordml/word16du" xmlns:w16sdtdh="http://schemas.microsoft.com/office/word/2020/wordml/sdtdatahash" xmlns:w16sdtfl="http://schemas.microsoft.com/office/word/2024/wordml/sdtformatlock" xmlns:w16se="http://schemas.microsoft.com/office/word/2015/wordml/symex" xmlns:wpg="http://schemas.microsoft.com/office/word/2010/wordprocessingGroup" xmlns:wpi="http://schemas.microsoft.com/office/word/2010/wordprocessingInk" xmlns:wne="http://schemas.microsoft.com/office/word/2006/wordml" xmlns:wps="http://schemas.microsoft.com/office/word/2010/wordprocessingShape" mc:Ignorable="w14 w15 w16se w16cid w16 w16cex w16sdtdh w16sdtfl w16du wp14">
   <w:body>
     <w:p>
       <w:pPr>
@@ -2820,10 +2820,20 @@
     </w:p>
     <w:p>
       <w:r>
-        <w:t xml:space="preserve">La transformation numérique des organisations impose aujourd’hui une gestion rigoureuse et structurée des projets informatiques. Ces projets, </w:t>
-      </w:r>
-      <w:r>
-        <w:t>mobilise de nombreuse compétence et</w:t>
+        <w:t xml:space="preserve">La transformation numérique des organisations impose aujourd’hui une gestion rigoureuse et structurée des projets informatiques. Ces projets </w:t>
+      </w:r>
+      <w:r>
+        <w:t>mobilise de nombreuse compétence</w:t>
+      </w:r>
+      <w:r>
+        <w:rPr>
+          <w:b/>
+          <w:bCs/>
+        </w:rPr>
+        <w:t xml:space="preserve"> </w:t>
+      </w:r>
+      <w:r>
+        <w:t>et</w:t>
       </w:r>
       <w:r>
         <w:t xml:space="preserve"> doivent répondre à des enjeux multiples : fiabilité des systèmes, sécurité des données, continuité d’activité et maîtrise des coûts. Dans ce contexte, la capacité à piloter efficacement un projet informatique constitue un facteur clé de succès pour toute organisation.</w:t>
@@ -3086,7 +3096,16 @@
         </w:numPr>
       </w:pPr>
       <w:r>
-        <w:t>Le déploiement de solutions de sauvegarde et de reprise d’activité.</w:t>
+        <w:t xml:space="preserve">Le déploiement de solutions de sauvegarde et </w:t>
+      </w:r>
+      <w:r>
+        <w:t xml:space="preserve">de </w:t>
+      </w:r>
+      <w:r>
+        <w:t xml:space="preserve">continuité et de </w:t>
+      </w:r>
+      <w:r>
+        <w:t>reprise d’activité.</w:t>
       </w:r>
     </w:p>
     <w:p>
@@ -3137,6 +3156,12 @@
       </w:r>
     </w:p>
     <w:p>
+      <w:pPr>
+        <w:ind w:left="360"/>
+      </w:pPr>
+      <w:r>
+        <w:br/>
+      </w:r>
       <w:r>
         <w:t>Éléments exclus du périmètre</w:t>
       </w:r>
@@ -3199,6 +3224,9 @@
         <w:t>2.3 Parties prenantes du projet</w:t>
       </w:r>
       <w:bookmarkEnd w:id="4"/>
+      <w:r>
+        <w:t xml:space="preserve"> </w:t>
+      </w:r>
     </w:p>
     <w:p>
       <w:r>
@@ -3257,6 +3285,7 @@
         </w:numPr>
       </w:pPr>
       <w:r>
+        <w:lastRenderedPageBreak/>
         <w:t xml:space="preserve">Prestataire externe : Pour </w:t>
       </w:r>
       <w:r>
@@ -3272,7 +3301,6 @@
       </w:pPr>
       <w:bookmarkStart w:id="5" w:name="_Toc234317679"/>
       <w:r>
-        <w:lastRenderedPageBreak/>
         <w:t>2.4 Contraintes du projet</w:t>
       </w:r>
       <w:bookmarkEnd w:id="5"/>
@@ -3298,10 +3326,7 @@
         </w:numPr>
       </w:pPr>
       <w:r>
-        <w:t>Utilisation maximale</w:t>
-      </w:r>
-      <w:r>
-        <w:t xml:space="preserve"> de solutions open source et gratuites.</w:t>
+        <w:t>Compatibilité avec l’existant et les ressources disponibles.</w:t>
       </w:r>
     </w:p>
     <w:p>
@@ -3312,17 +3337,6 @@
         </w:numPr>
       </w:pPr>
       <w:r>
-        <w:t>Compatibilité avec l’existant et les ressources disponibles.</w:t>
-      </w:r>
-    </w:p>
-    <w:p>
-      <w:pPr>
-        <w:numPr>
-          <w:ilvl w:val="0"/>
-          <w:numId w:val="7"/>
-        </w:numPr>
-      </w:pPr>
-      <w:r>
         <w:t>Limitation des interruptions de service lors des phases de déploiement.</w:t>
       </w:r>
     </w:p>
@@ -3371,6 +3385,17 @@
       </w:r>
     </w:p>
     <w:p>
+      <w:pPr>
+        <w:numPr>
+          <w:ilvl w:val="0"/>
+          <w:numId w:val="8"/>
+        </w:numPr>
+      </w:pPr>
+      <w:r>
+        <w:t>Utilisation maximale de solutions open source et gratuites</w:t>
+      </w:r>
+    </w:p>
+    <w:p>
       <w:r>
         <w:t>Contraintes organisationnelles</w:t>
       </w:r>
@@ -3446,11 +3471,7 @@
         <w:t>Traçabilité des actions et des accès.</w:t>
       </w:r>
     </w:p>
-    <w:p>
-      <w:pPr>
-        <w:ind w:left="720"/>
-      </w:pPr>
-    </w:p>
+    <w:p/>
     <w:p>
       <w:pPr>
         <w:pStyle w:val="Titre2"/>
@@ -3495,13 +3516,27 @@
         </w:numPr>
       </w:pPr>
       <w:r>
+        <w:lastRenderedPageBreak/>
         <w:t xml:space="preserve">Les solutions logicielles utilisées sont </w:t>
       </w:r>
       <w:r>
-        <w:t>au maximum gratuite et open source</w:t>
-      </w:r>
-      <w:r>
-        <w:t>.</w:t>
+        <w:t>au maximum</w:t>
+      </w:r>
+      <w:r>
+        <w:t xml:space="preserve"> open source</w:t>
+      </w:r>
+      <w:r>
+        <w:t xml:space="preserve"> </w:t>
+      </w:r>
+      <w:r>
+        <w:t xml:space="preserve">à faible coût financier </w:t>
+      </w:r>
+      <w:r>
+        <w:t>direct.</w:t>
+      </w:r>
+      <w:r>
+        <w:br/>
+        <w:t xml:space="preserve">Une des contraintes principales du gratuit/Open source, c'est la capacité à maintenir et faire évoluer les produits. </w:t>
       </w:r>
     </w:p>
     <w:p>
@@ -3512,7 +3547,6 @@
         </w:numPr>
       </w:pPr>
       <w:r>
-        <w:lastRenderedPageBreak/>
         <w:t>Une nouvelle infrastructure matérielle est acquise afin d’héberger les services virtualisés.</w:t>
       </w:r>
     </w:p>
@@ -4100,13 +4134,13 @@
         <w:t>Ces équipements permettent d’assurer l’hébergement des services critiques, la redondance minimale nécessaire ainsi qu’une continuité d’activité acceptable en cas d’incident.</w:t>
       </w:r>
     </w:p>
-    <w:p/>
     <w:p>
       <w:pPr>
         <w:pStyle w:val="Titre3"/>
       </w:pPr>
       <w:bookmarkStart w:id="9" w:name="_Toc234317683"/>
       <w:r>
+        <w:lastRenderedPageBreak/>
         <w:t>2.5.3 Coûts des prestations externes prévues</w:t>
       </w:r>
       <w:bookmarkEnd w:id="9"/>
@@ -4118,7 +4152,6 @@
     </w:p>
     <w:p>
       <w:r>
-        <w:lastRenderedPageBreak/>
         <w:t>Les prestations prévues concernent notamment :</w:t>
       </w:r>
     </w:p>
@@ -4252,19 +4285,25 @@
           </w:tcPr>
           <w:p>
             <w:r>
-              <w:t>900 €</w:t>
-            </w:r>
-          </w:p>
-        </w:tc>
-        <w:tc>
-          <w:tcPr>
-            <w:tcW w:w="0" w:type="auto"/>
-            <w:vAlign w:val="center"/>
-            <w:hideMark/>
-          </w:tcPr>
-          <w:p>
-            <w:r>
-              <w:t>1 800 €</w:t>
+              <w:t>15000</w:t>
+            </w:r>
+            <w:r>
+              <w:t xml:space="preserve"> €</w:t>
+            </w:r>
+          </w:p>
+        </w:tc>
+        <w:tc>
+          <w:tcPr>
+            <w:tcW w:w="0" w:type="auto"/>
+            <w:vAlign w:val="center"/>
+            <w:hideMark/>
+          </w:tcPr>
+          <w:p>
+            <w:r>
+              <w:t>3000</w:t>
+            </w:r>
+            <w:r>
+              <w:t>€</w:t>
             </w:r>
           </w:p>
         </w:tc>
@@ -4490,6 +4529,8 @@
       <w:r>
         <w:t>Cette enveloppe n’est pas systématiquement consommée et sera mobilisée uniquement en cas de besoin avéré, après validation par la direction.</w:t>
       </w:r>
+    </w:p>
+    <w:p>
       <w:r>
         <w:br w:type="page"/>
       </w:r>
@@ -4537,7 +4578,16 @@
     </w:p>
     <w:p>
       <w:r>
-        <w:t>Ce choix s’explique par plusieurs éléments liés au contexte du projet. D’une part, le projet comporte des composants techniques critiques (infrastructure, sécurité, PRA/PCA) qui nécessitent une phase de cadrage et de conception rigoureuse afin de limiter les risques. Une approche trop agile ne permettrait pas d’anticiper suffisamment ces aspects structurants. D’autre part, certaines étapes du projet doivent pouvoir s’adapter aux contraintes opérationnelles de l’entreprise, notamment en termes de disponibilité des équipes et d’évolution des besoins en cours de réalisation.</w:t>
+        <w:t xml:space="preserve">Ce choix s’explique par plusieurs éléments liés au contexte du projet. D’une part, le projet comporte des composants techniques critiques (infrastructure, sécurité, PRA/PCA) qui nécessitent une phase de cadrage et de conception rigoureuse afin de limiter les risques. Une approche trop </w:t>
+      </w:r>
+      <w:r>
+        <w:t>AGILE</w:t>
+      </w:r>
+      <w:r>
+        <w:t xml:space="preserve"> </w:t>
+      </w:r>
+      <w:r>
+        <w:t>ne permettrait pas d’anticiper suffisamment ces aspects structurants. D’autre part, certaines étapes du projet doivent pouvoir s’adapter aux contraintes opérationnelles de l’entreprise, notamment en termes de disponibilité des équipes et d’évolution des besoins en cours de réalisation.</w:t>
       </w:r>
     </w:p>
     <w:p>
@@ -5167,11 +5217,6 @@
     </w:tbl>
     <w:p>
       <w:pPr>
-        <w:pStyle w:val="Titre1"/>
-      </w:pPr>
-    </w:p>
-    <w:p>
-      <w:pPr>
         <w:spacing w:after="160" w:line="259" w:lineRule="auto"/>
         <w:rPr>
           <w:rFonts w:asciiTheme="majorHAnsi" w:eastAsiaTheme="majorEastAsia" w:hAnsiTheme="majorHAnsi" w:cstheme="majorBidi"/>
@@ -5207,93 +5252,33 @@
     </w:p>
     <w:p>
       <w:r>
-        <w:t>Le pilotage d</w:t>
-      </w:r>
-      <w:r>
-        <w:t xml:space="preserve">u </w:t>
-      </w:r>
-      <w:r>
-        <w:t>projet</w:t>
-      </w:r>
-      <w:r>
-        <w:t xml:space="preserve"> et de l’équipe associez</w:t>
-      </w:r>
-      <w:r>
-        <w:t xml:space="preserve"> est assuré par le chef de projet informatique, qui joue un rôle de coordination et de supervision tout au long du projet. Son objectif est de s’assurer que les missions sont réalisées </w:t>
-      </w:r>
-      <w:r>
-        <w:t>dans les délais impartie et en respectant les standards de qualité définis</w:t>
-      </w:r>
-      <w:r>
-        <w:t>.</w:t>
-      </w:r>
-    </w:p>
-    <w:p>
-      <w:r>
-        <w:t>Les actions mises en œuvre pour piloter l’équipe projet comprennent :</w:t>
-      </w:r>
-    </w:p>
-    <w:p>
-      <w:pPr>
-        <w:numPr>
-          <w:ilvl w:val="0"/>
-          <w:numId w:val="15"/>
-        </w:numPr>
-      </w:pPr>
-      <w:r>
-        <w:t>La</w:t>
-      </w:r>
-      <w:r>
-        <w:t xml:space="preserve"> définition claire des rôles et responsabilités de chaque membre,</w:t>
-      </w:r>
-    </w:p>
-    <w:p>
-      <w:pPr>
-        <w:numPr>
-          <w:ilvl w:val="0"/>
-          <w:numId w:val="15"/>
-        </w:numPr>
-      </w:pPr>
-      <w:r>
-        <w:t>L’organisation</w:t>
-      </w:r>
-      <w:r>
-        <w:t xml:space="preserve"> de réunions régulières de suivi,</w:t>
-      </w:r>
-    </w:p>
-    <w:p>
-      <w:pPr>
-        <w:numPr>
-          <w:ilvl w:val="0"/>
-          <w:numId w:val="15"/>
-        </w:numPr>
-      </w:pPr>
-      <w:r>
-        <w:t>Le</w:t>
-      </w:r>
-      <w:r>
-        <w:t xml:space="preserve"> suivi de l’avancement des tâches,</w:t>
-      </w:r>
-    </w:p>
-    <w:p>
-      <w:pPr>
-        <w:numPr>
-          <w:ilvl w:val="0"/>
-          <w:numId w:val="15"/>
-        </w:numPr>
-      </w:pPr>
-      <w:r>
-        <w:t>L’identification</w:t>
-      </w:r>
-      <w:r>
-        <w:t xml:space="preserve"> et la gestion des éventuelles difficultés rencontrées par les membres de l’équipe.</w:t>
-      </w:r>
-    </w:p>
-    <w:p>
-      <w:r>
-        <w:t>Pour réaliser toutes ses actions le chef de projet utilise divers outils de gestion et de suivis de projets qu’il donne ensuite à la disposition des différentes parties prenante afin qu’elles puissent se tenir au courant de l’avancer du projet et d’elle-même communiquer leurs avancer.</w:t>
-      </w:r>
-    </w:p>
+        <w:t>L</w:t>
+      </w:r>
+      <w:r>
+        <w:t>e pilotage de l’équipe projet est assuré par le chef de projet informatique. Son rôle ne se limite pas uniquement au suivi du planning : il doit également coordonner les différents intervenants, s’assurer que chacun comprend ses missions et maintenir une bonne dynamique de travail tout au long du projet.</w:t>
+      </w:r>
+    </w:p>
+    <w:p>
+      <w:r>
+        <w:t>Dans le cadre du projet de modernisation du système d’information de Logistique et CIE, le chef de projet s’appuie sur l’organisation définie précédemment, notamment la matrice RACI, le planning de Gantt et le tableau de suivi de type Kanban. Ces outils lui permettent de suivre l’avancement des tâches, d’identifier les éventuels retards et de vérifier que les responsabilités sont correctement réparties entre les membres de l’équipe.</w:t>
+      </w:r>
+    </w:p>
+    <w:p>
+      <w:r>
+        <w:t>L’animation de l’équipe repose également sur des échanges réguliers. Des points de suivi sont organisés afin de faire le bilan des actions réalisées, des tâches en cours et des difficultés rencontrées. Ces réunions permettent de garder une vision commune de l’avancement du projet et d’éviter que certains blocages restent invisibles trop longtemps.</w:t>
+      </w:r>
+    </w:p>
+    <w:p>
+      <w:r>
+        <w:t>Le chef de projet joue aussi un rôle de facilitateur entre les différents acteurs. Par exemple, il peut faire le lien entre l’administrateur systèmes et réseaux, le prestataire sécurité, les utilisateurs internes et la direction. Cette coordination est importante pour garantir que les décisions techniques restent compréhensibles pour les parties prenantes non techniques, et que les besoins métiers soient bien pris en compte dans les choix réalisés.</w:t>
+      </w:r>
+    </w:p>
+    <w:p>
+      <w:r>
+        <w:t>Enfin, les outils de suivi sont partagés avec les parties prenantes afin de rendre l’avancement du projet visible et compréhensible. Chaque acteur peut ainsi consulter les tâches qui le concernent, mettre à jour son avancement et signaler les difficultés rencontrées. Cette transparence facilite la communication, renforce l’implication de l’équipe et permet au chef de projet d’ajuster l’organisation si nécessaire.</w:t>
+      </w:r>
+    </w:p>
+    <w:p/>
     <w:p>
       <w:pPr>
         <w:pStyle w:val="Titre2"/>
@@ -5342,6 +5327,7 @@
         </w:numPr>
       </w:pPr>
       <w:r>
+        <w:lastRenderedPageBreak/>
         <w:t>L’organisation</w:t>
       </w:r>
       <w:r>
@@ -5388,7 +5374,6 @@
       </w:pPr>
       <w:bookmarkStart w:id="18" w:name="_Toc234317692"/>
       <w:r>
-        <w:lastRenderedPageBreak/>
         <w:t>4.</w:t>
       </w:r>
       <w:r>
@@ -5558,6 +5543,7 @@
     </w:p>
     <w:p>
       <w:r>
+        <w:lastRenderedPageBreak/>
         <w:t>Planning de Gantt</w:t>
       </w:r>
     </w:p>
@@ -5566,7 +5552,6 @@
         <w:rPr>
           <w:noProof/>
         </w:rPr>
-        <w:lastRenderedPageBreak/>
         <w:drawing>
           <wp:inline distT="0" distB="0" distL="0" distR="0" wp14:anchorId="25DAA6F2" wp14:editId="50434CBB">
             <wp:extent cx="5478145" cy="2425065"/>
@@ -6182,7 +6167,6 @@
     <w:p/>
     <w:p>
       <w:r>
-        <w:lastRenderedPageBreak/>
         <w:t>Trello de l’équipe</w:t>
       </w:r>
     </w:p>
@@ -6248,7 +6232,13 @@
     </w:p>
     <w:p>
       <w:r>
-        <w:t xml:space="preserve">Lors de la réalisation d’un projet come celui-ci, </w:t>
+        <w:t>Lors de la réalisation d’un projet com</w:t>
+      </w:r>
+      <w:r>
+        <w:t>m</w:t>
+      </w:r>
+      <w:r>
+        <w:t xml:space="preserve">e celui-ci, </w:t>
       </w:r>
       <w:r>
         <w:t>des situations nécessitant un arbitrage peuvent apparaître afin de concilier les contraintes budgétaires, techniques et temporelles. Cette section présente un exemple concret d’arbitrage rencontré au cours du projet, illustrant la démarche de prise de décision mise en œuvre.</w:t>
@@ -6337,7 +6327,19 @@
         </w:numPr>
       </w:pPr>
       <w:r>
-        <w:t xml:space="preserve">Aucun recours supplémentaire à un prestataire externe. </w:t>
+        <w:t xml:space="preserve">Aucun recours </w:t>
+      </w:r>
+      <w:r>
+        <w:rPr>
+          <w:strike/>
+        </w:rPr>
+        <w:t>supplémentaire</w:t>
+      </w:r>
+      <w:r>
+        <w:t xml:space="preserve"> </w:t>
+      </w:r>
+      <w:r>
+        <w:t xml:space="preserve">à un prestataire externe. </w:t>
       </w:r>
     </w:p>
     <w:p>
@@ -6348,7 +6350,7 @@
         </w:numPr>
       </w:pPr>
       <w:r>
-        <w:t xml:space="preserve">Respect strict du budget initial. </w:t>
+        <w:t>Budget initial plus facile à respecter</w:t>
       </w:r>
     </w:p>
     <w:p>
@@ -6370,7 +6372,16 @@
         </w:numPr>
       </w:pPr>
       <w:r>
-        <w:t xml:space="preserve">Allongement possible de la phase de tests. </w:t>
+        <w:t>Allongement possible de la phase de tests</w:t>
+      </w:r>
+      <w:r>
+        <w:t xml:space="preserve"> du au travaille courant fait par les équipe mobilis</w:t>
+      </w:r>
+      <w:r>
+        <w:t>é</w:t>
+      </w:r>
+      <w:r>
+        <w:t>.</w:t>
       </w:r>
     </w:p>
     <w:p>
@@ -6949,6 +6960,8 @@
       <w:r>
         <w:t>Cette décision a été validée par la direction lors d’un comité de pilotage, en s’appuyant sur l’enveloppe budgétaire prévue pour les prestations externes.</w:t>
       </w:r>
+    </w:p>
+    <w:p>
       <w:r>
         <w:br w:type="page"/>
       </w:r>
@@ -6974,16 +6987,16 @@
     </w:p>
     <w:p>
       <w:r>
-        <w:t>Dans le cadre du projet de modernisation du système d’information, l</w:t>
-      </w:r>
-      <w:r>
-        <w:t xml:space="preserve">a montée en </w:t>
-      </w:r>
-      <w:r>
-        <w:t xml:space="preserve">compétences des membres de l’équipe constitue un enjeu important. En effet, l’introduction de nouvelles technologies </w:t>
-      </w:r>
-      <w:r>
-        <w:t>qui viennent en complément ou en remplacement des anciennes nécessite de présenter et former les équipes concerner à leur utilisation.</w:t>
+        <w:t xml:space="preserve">Dans le cadre du projet de modernisation du système d’information, la montée en compétences des membres de l’équipe constitue un enjeu important. En effet, l’introduction de nouvelles technologies </w:t>
+      </w:r>
+      <w:r>
+        <w:t>qui viennent en complément ou en remplacement des anciennes nécessite de présenter et former les équipes concern</w:t>
+      </w:r>
+      <w:r>
+        <w:t>ées</w:t>
+      </w:r>
+      <w:r>
+        <w:t xml:space="preserve"> à leur utilisation.</w:t>
       </w:r>
     </w:p>
     <w:p>
@@ -7110,7 +7123,22 @@
       </w:pPr>
       <w:bookmarkStart w:id="27" w:name="_Toc234317701"/>
       <w:r>
-        <w:t>7.2 Actions de formation mises en place</w:t>
+        <w:t>7.2 Actions de formation</w:t>
+      </w:r>
+      <w:r>
+        <w:t xml:space="preserve"> </w:t>
+      </w:r>
+      <w:r>
+        <w:t>à mettre</w:t>
+      </w:r>
+      <w:r>
+        <w:rPr>
+          <w:color w:val="FF0000"/>
+        </w:rPr>
+        <w:t xml:space="preserve"> </w:t>
+      </w:r>
+      <w:r>
+        <w:t>en place</w:t>
       </w:r>
       <w:bookmarkEnd w:id="27"/>
     </w:p>
@@ -7221,11 +7249,21 @@
     </w:p>
     <w:p>
       <w:r>
-        <w:t>Ces actions permettent une montée en compétences progressive et directement liée aux besoins opérationnels du projet.</w:t>
-      </w:r>
-    </w:p>
-    <w:p/>
-    <w:p/>
+        <w:t xml:space="preserve">Ces actions </w:t>
+      </w:r>
+      <w:r>
+        <w:t>devrai</w:t>
+      </w:r>
+      <w:r>
+        <w:t>en</w:t>
+      </w:r>
+      <w:r>
+        <w:t>t permettre</w:t>
+      </w:r>
+      <w:r>
+        <w:t xml:space="preserve"> une montée en compétences progressive et directement liée aux besoins opérationnels du projet.</w:t>
+      </w:r>
+    </w:p>
     <w:p>
       <w:pPr>
         <w:pStyle w:val="Titre3"/>
@@ -7253,7 +7291,19 @@
         <w:t>L’administrateur</w:t>
       </w:r>
       <w:r>
-        <w:t xml:space="preserve"> systèmes et réseaux développe ses compétences sur l’infrastructure et la virtualisation,</w:t>
+        <w:t xml:space="preserve"> systèmes et réseaux </w:t>
+      </w:r>
+      <w:r>
+        <w:t xml:space="preserve">devra </w:t>
+      </w:r>
+      <w:r>
+        <w:t>développe</w:t>
+      </w:r>
+      <w:r>
+        <w:t>r</w:t>
+      </w:r>
+      <w:r>
+        <w:t xml:space="preserve"> ses compétences sur l’infrastructure et la virtualisation,</w:t>
       </w:r>
     </w:p>
     <w:p>
@@ -7419,9 +7469,9 @@
         <w:tblLook w:val="04A0" w:firstRow="1" w:lastRow="0" w:firstColumn="1" w:lastColumn="0" w:noHBand="0" w:noVBand="1"/>
       </w:tblPr>
       <w:tblGrid>
-        <w:gridCol w:w="1696"/>
-        <w:gridCol w:w="3789"/>
-        <w:gridCol w:w="4487"/>
+        <w:gridCol w:w="1573"/>
+        <w:gridCol w:w="5017"/>
+        <w:gridCol w:w="3382"/>
       </w:tblGrid>
       <w:tr>
         <w:trPr>
@@ -7685,6 +7735,30 @@
             <w:r>
               <w:t>Simuler une panne partielle</w:t>
             </w:r>
+            <w:r>
+              <w:t>, les test</w:t>
+            </w:r>
+            <w:r>
+              <w:t>s</w:t>
+            </w:r>
+            <w:r>
+              <w:t xml:space="preserve"> après mise en prod seront </w:t>
+            </w:r>
+            <w:r>
+              <w:t>réalisés</w:t>
+            </w:r>
+            <w:r>
+              <w:t xml:space="preserve"> dans un </w:t>
+            </w:r>
+            <w:r>
+              <w:t>environnement</w:t>
+            </w:r>
+            <w:r>
+              <w:t xml:space="preserve"> de test</w:t>
+            </w:r>
+            <w:r>
+              <w:t>.</w:t>
+            </w:r>
           </w:p>
         </w:tc>
         <w:tc>
@@ -7785,6 +7859,7 @@
     </w:tbl>
     <w:p>
       <w:r>
+        <w:lastRenderedPageBreak/>
         <w:t>Cette série de tests permet de couvrir les principaux risques du projet. Elle assure une validation progressive de l’infrastructure, depuis les éléments techniques jusqu’aux usages métiers.</w:t>
       </w:r>
     </w:p>
@@ -7794,7 +7869,6 @@
       </w:pPr>
       <w:bookmarkStart w:id="33" w:name="_Toc234317707"/>
       <w:r>
-        <w:lastRenderedPageBreak/>
         <w:t>8.3 Exemple de test détaillé : restauration d’une sauvegarde</w:t>
       </w:r>
       <w:bookmarkEnd w:id="33"/>
@@ -7831,6 +7905,8 @@
       <w:r>
         <w:t>Ce test est représentatif des attentes du projet, car il relie directement les choix techniques à un besoin concret de continuité d’activité.</w:t>
       </w:r>
+    </w:p>
+    <w:p>
       <w:r>
         <w:br w:type="page"/>
       </w:r>
@@ -8396,7 +8472,7 @@
 </file>
 
 <file path=word/endnotes.xml><?xml version="1.0" encoding="utf-8"?>
-<w:endnotes xmlns:wpc="http://schemas.microsoft.com/office/word/2010/wordprocessingCanvas" xmlns:cx="http://schemas.microsoft.com/office/drawing/2014/chartex" xmlns:cx1="http://schemas.microsoft.com/office/drawing/2015/9/8/chartex" xmlns:cx2="http://schemas.microsoft.com/office/drawing/2015/10/21/chartex" xmlns:cx3="http://schemas.microsoft.com/office/drawing/2016/5/9/chartex" xmlns:cx4="http://schemas.microsoft.com/office/drawing/2016/5/10/chartex" xmlns:cx5="http://schemas.microsoft.com/office/drawing/2016/5/11/chartex" xmlns:cx6="http://schemas.microsoft.com/office/drawing/2016/5/12/chartex" xmlns:cx7="http://schemas.microsoft.com/office/drawing/2016/5/13/chartex" xmlns:cx8="http://schemas.microsoft.com/office/drawing/2016/5/14/chartex" xmlns:mc="http://schemas.openxmlformats.org/markup-compatibility/2006" xmlns:aink="http://schemas.microsoft.com/office/drawing/2016/ink" xmlns:am3d="http://schemas.microsoft.com/office/drawing/2017/model3d" xmlns:o="urn:schemas-microsoft-com:office:office" xmlns:oel="http://schemas.microsoft.com/office/2019/extlst" xmlns:r="http://schemas.openxmlformats.org/officeDocument/2006/relationships" xmlns:m="http://schemas.openxmlformats.org/officeDocument/2006/math" xmlns:v="urn:schemas-microsoft-com:vml" xmlns:wp14="http://schemas.microsoft.com/office/word/2010/wordprocessingDrawing" xmlns:wp="http://schemas.openxmlformats.org/drawingml/2006/wordprocessingDrawing" xmlns:w10="urn:schemas-microsoft-com:office:word" xmlns:w="http://schemas.openxmlformats.org/wordprocessingml/2006/main" xmlns:w14="http://schemas.microsoft.com/office/word/2010/wordml" xmlns:w15="http://schemas.microsoft.com/office/word/2012/wordml" xmlns:w16cei="http://schemas.microsoft.com/office/word/2026/wordml/cei" xmlns:w16cex="http://schemas.microsoft.com/office/word/2018/wordml/cex" xmlns:w16cid="http://schemas.microsoft.com/office/word/2016/wordml/cid" xmlns:w16="http://schemas.microsoft.com/office/word/2018/wordml" xmlns:w16du="http://schemas.microsoft.com/office/word/2023/wordml/word16du" xmlns:w16sdtdh="http://schemas.microsoft.com/office/word/2020/wordml/sdtdatahash" xmlns:w16sdtfl="http://schemas.microsoft.com/office/word/2024/wordml/sdtformatlock" xmlns:w16se="http://schemas.microsoft.com/office/word/2015/wordml/symex" xmlns:wpg="http://schemas.microsoft.com/office/word/2010/wordprocessingGroup" xmlns:wpi="http://schemas.microsoft.com/office/word/2010/wordprocessingInk" xmlns:wne="http://schemas.microsoft.com/office/word/2006/wordml" xmlns:wps="http://schemas.microsoft.com/office/word/2010/wordprocessingShape" mc:Ignorable="w14 w15 w16se w16cid w16 w16cex w16sdtdh w16sdtfl w16du wp14">
+<w:endnotes xmlns:wpc="http://schemas.microsoft.com/office/word/2010/wordprocessingCanvas" xmlns:cx="http://schemas.microsoft.com/office/drawing/2014/chartex" xmlns:cx1="http://schemas.microsoft.com/office/drawing/2015/9/8/chartex" xmlns:cx2="http://schemas.microsoft.com/office/drawing/2015/10/21/chartex" xmlns:cx3="http://schemas.microsoft.com/office/drawing/2016/5/9/chartex" xmlns:cx4="http://schemas.microsoft.com/office/drawing/2016/5/10/chartex" xmlns:cx5="http://schemas.microsoft.com/office/drawing/2016/5/11/chartex" xmlns:cx6="http://schemas.microsoft.com/office/drawing/2016/5/12/chartex" xmlns:cx7="http://schemas.microsoft.com/office/drawing/2016/5/13/chartex" xmlns:cx8="http://schemas.microsoft.com/office/drawing/2016/5/14/chartex" xmlns:mc="http://schemas.openxmlformats.org/markup-compatibility/2006" xmlns:aink="http://schemas.microsoft.com/office/drawing/2016/ink" xmlns:am3d="http://schemas.microsoft.com/office/drawing/2017/model3d" xmlns:o="urn:schemas-microsoft-com:office:office" xmlns:oel="http://schemas.microsoft.com/office/2019/extlst" xmlns:r="http://schemas.openxmlformats.org/officeDocument/2006/relationships" xmlns:m="http://schemas.openxmlformats.org/officeDocument/2006/math" xmlns:v="urn:schemas-microsoft-com:vml" xmlns:wp14="http://schemas.microsoft.com/office/word/2010/wordprocessingDrawing" xmlns:wp="http://schemas.openxmlformats.org/drawingml/2006/wordprocessingDrawing" xmlns:w10="urn:schemas-microsoft-com:office:word" xmlns:w="http://schemas.openxmlformats.org/wordprocessingml/2006/main" xmlns:w14="http://schemas.microsoft.com/office/word/2010/wordml" xmlns:w15="http://schemas.microsoft.com/office/word/2012/wordml" xmlns:w16cex="http://schemas.microsoft.com/office/word/2018/wordml/cex" xmlns:w16cid="http://schemas.microsoft.com/office/word/2016/wordml/cid" xmlns:w16="http://schemas.microsoft.com/office/word/2018/wordml" xmlns:w16du="http://schemas.microsoft.com/office/word/2023/wordml/word16du" xmlns:w16sdtdh="http://schemas.microsoft.com/office/word/2020/wordml/sdtdatahash" xmlns:w16sdtfl="http://schemas.microsoft.com/office/word/2024/wordml/sdtformatlock" xmlns:w16se="http://schemas.microsoft.com/office/word/2015/wordml/symex" xmlns:wpg="http://schemas.microsoft.com/office/word/2010/wordprocessingGroup" xmlns:wpi="http://schemas.microsoft.com/office/word/2010/wordprocessingInk" xmlns:wne="http://schemas.microsoft.com/office/word/2006/wordml" xmlns:wps="http://schemas.microsoft.com/office/word/2010/wordprocessingShape" mc:Ignorable="w14 w15 w16se w16cid w16 w16cex w16sdtdh w16sdtfl w16du wp14">
   <w:endnote w:type="separator" w:id="-1">
     <w:p>
       <w:pPr>
@@ -8421,7 +8497,7 @@
 </file>
 
 <file path=word/footer1.xml><?xml version="1.0" encoding="utf-8"?>
-<w:ftr xmlns:wpc="http://schemas.microsoft.com/office/word/2010/wordprocessingCanvas" xmlns:cx="http://schemas.microsoft.com/office/drawing/2014/chartex" xmlns:cx1="http://schemas.microsoft.com/office/drawing/2015/9/8/chartex" xmlns:cx2="http://schemas.microsoft.com/office/drawing/2015/10/21/chartex" xmlns:cx3="http://schemas.microsoft.com/office/drawing/2016/5/9/chartex" xmlns:cx4="http://schemas.microsoft.com/office/drawing/2016/5/10/chartex" xmlns:cx5="http://schemas.microsoft.com/office/drawing/2016/5/11/chartex" xmlns:cx6="http://schemas.microsoft.com/office/drawing/2016/5/12/chartex" xmlns:cx7="http://schemas.microsoft.com/office/drawing/2016/5/13/chartex" xmlns:cx8="http://schemas.microsoft.com/office/drawing/2016/5/14/chartex" xmlns:mc="http://schemas.openxmlformats.org/markup-compatibility/2006" xmlns:aink="http://schemas.microsoft.com/office/drawing/2016/ink" xmlns:am3d="http://schemas.microsoft.com/office/drawing/2017/model3d" xmlns:o="urn:schemas-microsoft-com:office:office" xmlns:oel="http://schemas.microsoft.com/office/2019/extlst" xmlns:r="http://schemas.openxmlformats.org/officeDocument/2006/relationships" xmlns:m="http://schemas.openxmlformats.org/officeDocument/2006/math" xmlns:v="urn:schemas-microsoft-com:vml" xmlns:wp14="http://schemas.microsoft.com/office/word/2010/wordprocessingDrawing" xmlns:wp="http://schemas.openxmlformats.org/drawingml/2006/wordprocessingDrawing" xmlns:w10="urn:schemas-microsoft-com:office:word" xmlns:w="http://schemas.openxmlformats.org/wordprocessingml/2006/main" xmlns:w14="http://schemas.microsoft.com/office/word/2010/wordml" xmlns:w15="http://schemas.microsoft.com/office/word/2012/wordml" xmlns:w16cei="http://schemas.microsoft.com/office/word/2026/wordml/cei" xmlns:w16cex="http://schemas.microsoft.com/office/word/2018/wordml/cex" xmlns:w16cid="http://schemas.microsoft.com/office/word/2016/wordml/cid" xmlns:w16="http://schemas.microsoft.com/office/word/2018/wordml" xmlns:w16du="http://schemas.microsoft.com/office/word/2023/wordml/word16du" xmlns:w16sdtdh="http://schemas.microsoft.com/office/word/2020/wordml/sdtdatahash" xmlns:w16sdtfl="http://schemas.microsoft.com/office/word/2024/wordml/sdtformatlock" xmlns:w16se="http://schemas.microsoft.com/office/word/2015/wordml/symex" xmlns:wpg="http://schemas.microsoft.com/office/word/2010/wordprocessingGroup" xmlns:wpi="http://schemas.microsoft.com/office/word/2010/wordprocessingInk" xmlns:wne="http://schemas.microsoft.com/office/word/2006/wordml" xmlns:wps="http://schemas.microsoft.com/office/word/2010/wordprocessingShape" mc:Ignorable="w14 w15 w16se w16cid w16 w16cex w16sdtdh w16sdtfl w16du wp14">
+<w:ftr xmlns:wpc="http://schemas.microsoft.com/office/word/2010/wordprocessingCanvas" xmlns:cx="http://schemas.microsoft.com/office/drawing/2014/chartex" xmlns:cx1="http://schemas.microsoft.com/office/drawing/2015/9/8/chartex" xmlns:cx2="http://schemas.microsoft.com/office/drawing/2015/10/21/chartex" xmlns:cx3="http://schemas.microsoft.com/office/drawing/2016/5/9/chartex" xmlns:cx4="http://schemas.microsoft.com/office/drawing/2016/5/10/chartex" xmlns:cx5="http://schemas.microsoft.com/office/drawing/2016/5/11/chartex" xmlns:cx6="http://schemas.microsoft.com/office/drawing/2016/5/12/chartex" xmlns:cx7="http://schemas.microsoft.com/office/drawing/2016/5/13/chartex" xmlns:cx8="http://schemas.microsoft.com/office/drawing/2016/5/14/chartex" xmlns:mc="http://schemas.openxmlformats.org/markup-compatibility/2006" xmlns:aink="http://schemas.microsoft.com/office/drawing/2016/ink" xmlns:am3d="http://schemas.microsoft.com/office/drawing/2017/model3d" xmlns:o="urn:schemas-microsoft-com:office:office" xmlns:oel="http://schemas.microsoft.com/office/2019/extlst" xmlns:r="http://schemas.openxmlformats.org/officeDocument/2006/relationships" xmlns:m="http://schemas.openxmlformats.org/officeDocument/2006/math" xmlns:v="urn:schemas-microsoft-com:vml" xmlns:wp14="http://schemas.microsoft.com/office/word/2010/wordprocessingDrawing" xmlns:wp="http://schemas.openxmlformats.org/drawingml/2006/wordprocessingDrawing" xmlns:w10="urn:schemas-microsoft-com:office:word" xmlns:w="http://schemas.openxmlformats.org/wordprocessingml/2006/main" xmlns:w14="http://schemas.microsoft.com/office/word/2010/wordml" xmlns:w15="http://schemas.microsoft.com/office/word/2012/wordml" xmlns:w16cex="http://schemas.microsoft.com/office/word/2018/wordml/cex" xmlns:w16cid="http://schemas.microsoft.com/office/word/2016/wordml/cid" xmlns:w16="http://schemas.microsoft.com/office/word/2018/wordml" xmlns:w16du="http://schemas.microsoft.com/office/word/2023/wordml/word16du" xmlns:w16sdtdh="http://schemas.microsoft.com/office/word/2020/wordml/sdtdatahash" xmlns:w16sdtfl="http://schemas.microsoft.com/office/word/2024/wordml/sdtformatlock" xmlns:w16se="http://schemas.microsoft.com/office/word/2015/wordml/symex" xmlns:wpg="http://schemas.microsoft.com/office/word/2010/wordprocessingGroup" xmlns:wpi="http://schemas.microsoft.com/office/word/2010/wordprocessingInk" xmlns:wne="http://schemas.microsoft.com/office/word/2006/wordml" xmlns:wps="http://schemas.microsoft.com/office/word/2010/wordprocessingShape" mc:Ignorable="w14 w15 w16se w16cid w16 w16cex w16sdtdh w16sdtfl w16du wp14">
   <w:sdt>
     <w:sdtPr>
       <w:id w:val="-1837755311"/>
@@ -8469,7 +8545,7 @@
 </file>
 
 <file path=word/footnotes.xml><?xml version="1.0" encoding="utf-8"?>
-<w:footnotes xmlns:wpc="http://schemas.microsoft.com/office/word/2010/wordprocessingCanvas" xmlns:cx="http://schemas.microsoft.com/office/drawing/2014/chartex" xmlns:cx1="http://schemas.microsoft.com/office/drawing/2015/9/8/chartex" xmlns:cx2="http://schemas.microsoft.com/office/drawing/2015/10/21/chartex" xmlns:cx3="http://schemas.microsoft.com/office/drawing/2016/5/9/chartex" xmlns:cx4="http://schemas.microsoft.com/office/drawing/2016/5/10/chartex" xmlns:cx5="http://schemas.microsoft.com/office/drawing/2016/5/11/chartex" xmlns:cx6="http://schemas.microsoft.com/office/drawing/2016/5/12/chartex" xmlns:cx7="http://schemas.microsoft.com/office/drawing/2016/5/13/chartex" xmlns:cx8="http://schemas.microsoft.com/office/drawing/2016/5/14/chartex" xmlns:mc="http://schemas.openxmlformats.org/markup-compatibility/2006" xmlns:aink="http://schemas.microsoft.com/office/drawing/2016/ink" xmlns:am3d="http://schemas.microsoft.com/office/drawing/2017/model3d" xmlns:o="urn:schemas-microsoft-com:office:office" xmlns:oel="http://schemas.microsoft.com/office/2019/extlst" xmlns:r="http://schemas.openxmlformats.org/officeDocument/2006/relationships" xmlns:m="http://schemas.openxmlformats.org/officeDocument/2006/math" xmlns:v="urn:schemas-microsoft-com:vml" xmlns:wp14="http://schemas.microsoft.com/office/word/2010/wordprocessingDrawing" xmlns:wp="http://schemas.openxmlformats.org/drawingml/2006/wordprocessingDrawing" xmlns:w10="urn:schemas-microsoft-com:office:word" xmlns:w="http://schemas.openxmlformats.org/wordprocessingml/2006/main" xmlns:w14="http://schemas.microsoft.com/office/word/2010/wordml" xmlns:w15="http://schemas.microsoft.com/office/word/2012/wordml" xmlns:w16cei="http://schemas.microsoft.com/office/word/2026/wordml/cei" xmlns:w16cex="http://schemas.microsoft.com/office/word/2018/wordml/cex" xmlns:w16cid="http://schemas.microsoft.com/office/word/2016/wordml/cid" xmlns:w16="http://schemas.microsoft.com/office/word/2018/wordml" xmlns:w16du="http://schemas.microsoft.com/office/word/2023/wordml/word16du" xmlns:w16sdtdh="http://schemas.microsoft.com/office/word/2020/wordml/sdtdatahash" xmlns:w16sdtfl="http://schemas.microsoft.com/office/word/2024/wordml/sdtformatlock" xmlns:w16se="http://schemas.microsoft.com/office/word/2015/wordml/symex" xmlns:wpg="http://schemas.microsoft.com/office/word/2010/wordprocessingGroup" xmlns:wpi="http://schemas.microsoft.com/office/word/2010/wordprocessingInk" xmlns:wne="http://schemas.microsoft.com/office/word/2006/wordml" xmlns:wps="http://schemas.microsoft.com/office/word/2010/wordprocessingShape" mc:Ignorable="w14 w15 w16se w16cid w16 w16cex w16sdtdh w16sdtfl w16du wp14">
+<w:footnotes xmlns:wpc="http://schemas.microsoft.com/office/word/2010/wordprocessingCanvas" xmlns:cx="http://schemas.microsoft.com/office/drawing/2014/chartex" xmlns:cx1="http://schemas.microsoft.com/office/drawing/2015/9/8/chartex" xmlns:cx2="http://schemas.microsoft.com/office/drawing/2015/10/21/chartex" xmlns:cx3="http://schemas.microsoft.com/office/drawing/2016/5/9/chartex" xmlns:cx4="http://schemas.microsoft.com/office/drawing/2016/5/10/chartex" xmlns:cx5="http://schemas.microsoft.com/office/drawing/2016/5/11/chartex" xmlns:cx6="http://schemas.microsoft.com/office/drawing/2016/5/12/chartex" xmlns:cx7="http://schemas.microsoft.com/office/drawing/2016/5/13/chartex" xmlns:cx8="http://schemas.microsoft.com/office/drawing/2016/5/14/chartex" xmlns:mc="http://schemas.openxmlformats.org/markup-compatibility/2006" xmlns:aink="http://schemas.microsoft.com/office/drawing/2016/ink" xmlns:am3d="http://schemas.microsoft.com/office/drawing/2017/model3d" xmlns:o="urn:schemas-microsoft-com:office:office" xmlns:oel="http://schemas.microsoft.com/office/2019/extlst" xmlns:r="http://schemas.openxmlformats.org/officeDocument/2006/relationships" xmlns:m="http://schemas.openxmlformats.org/officeDocument/2006/math" xmlns:v="urn:schemas-microsoft-com:vml" xmlns:wp14="http://schemas.microsoft.com/office/word/2010/wordprocessingDrawing" xmlns:wp="http://schemas.openxmlformats.org/drawingml/2006/wordprocessingDrawing" xmlns:w10="urn:schemas-microsoft-com:office:word" xmlns:w="http://schemas.openxmlformats.org/wordprocessingml/2006/main" xmlns:w14="http://schemas.microsoft.com/office/word/2010/wordml" xmlns:w15="http://schemas.microsoft.com/office/word/2012/wordml" xmlns:w16cex="http://schemas.microsoft.com/office/word/2018/wordml/cex" xmlns:w16cid="http://schemas.microsoft.com/office/word/2016/wordml/cid" xmlns:w16="http://schemas.microsoft.com/office/word/2018/wordml" xmlns:w16du="http://schemas.microsoft.com/office/word/2023/wordml/word16du" xmlns:w16sdtdh="http://schemas.microsoft.com/office/word/2020/wordml/sdtdatahash" xmlns:w16sdtfl="http://schemas.microsoft.com/office/word/2024/wordml/sdtformatlock" xmlns:w16se="http://schemas.microsoft.com/office/word/2015/wordml/symex" xmlns:wpg="http://schemas.microsoft.com/office/word/2010/wordprocessingGroup" xmlns:wpi="http://schemas.microsoft.com/office/word/2010/wordprocessingInk" xmlns:wne="http://schemas.microsoft.com/office/word/2006/wordml" xmlns:wps="http://schemas.microsoft.com/office/word/2010/wordprocessingShape" mc:Ignorable="w14 w15 w16se w16cid w16 w16cex w16sdtdh w16sdtfl w16du wp14">
   <w:footnote w:type="separator" w:id="-1">
     <w:p>
       <w:pPr>
@@ -8494,7 +8570,7 @@
 </file>
 
 <file path=word/numbering.xml><?xml version="1.0" encoding="utf-8"?>
-<w:numbering xmlns:wpc="http://schemas.microsoft.com/office/word/2010/wordprocessingCanvas" xmlns:cx="http://schemas.microsoft.com/office/drawing/2014/chartex" xmlns:cx1="http://schemas.microsoft.com/office/drawing/2015/9/8/chartex" xmlns:cx2="http://schemas.microsoft.com/office/drawing/2015/10/21/chartex" xmlns:cx3="http://schemas.microsoft.com/office/drawing/2016/5/9/chartex" xmlns:cx4="http://schemas.microsoft.com/office/drawing/2016/5/10/chartex" xmlns:cx5="http://schemas.microsoft.com/office/drawing/2016/5/11/chartex" xmlns:cx6="http://schemas.microsoft.com/office/drawing/2016/5/12/chartex" xmlns:cx7="http://schemas.microsoft.com/office/drawing/2016/5/13/chartex" xmlns:cx8="http://schemas.microsoft.com/office/drawing/2016/5/14/chartex" xmlns:mc="http://schemas.openxmlformats.org/markup-compatibility/2006" xmlns:aink="http://schemas.microsoft.com/office/drawing/2016/ink" xmlns:am3d="http://schemas.microsoft.com/office/drawing/2017/model3d" xmlns:o="urn:schemas-microsoft-com:office:office" xmlns:oel="http://schemas.microsoft.com/office/2019/extlst" xmlns:r="http://schemas.openxmlformats.org/officeDocument/2006/relationships" xmlns:m="http://schemas.openxmlformats.org/officeDocument/2006/math" xmlns:v="urn:schemas-microsoft-com:vml" xmlns:wp14="http://schemas.microsoft.com/office/word/2010/wordprocessingDrawing" xmlns:wp="http://schemas.openxmlformats.org/drawingml/2006/wordprocessingDrawing" xmlns:w10="urn:schemas-microsoft-com:office:word" xmlns:w="http://schemas.openxmlformats.org/wordprocessingml/2006/main" xmlns:w14="http://schemas.microsoft.com/office/word/2010/wordml" xmlns:w15="http://schemas.microsoft.com/office/word/2012/wordml" xmlns:w16cei="http://schemas.microsoft.com/office/word/2026/wordml/cei" xmlns:w16cex="http://schemas.microsoft.com/office/word/2018/wordml/cex" xmlns:w16cid="http://schemas.microsoft.com/office/word/2016/wordml/cid" xmlns:w16="http://schemas.microsoft.com/office/word/2018/wordml" xmlns:w16du="http://schemas.microsoft.com/office/word/2023/wordml/word16du" xmlns:w16sdtdh="http://schemas.microsoft.com/office/word/2020/wordml/sdtdatahash" xmlns:w16sdtfl="http://schemas.microsoft.com/office/word/2024/wordml/sdtformatlock" xmlns:w16se="http://schemas.microsoft.com/office/word/2015/wordml/symex" xmlns:wpg="http://schemas.microsoft.com/office/word/2010/wordprocessingGroup" xmlns:wpi="http://schemas.microsoft.com/office/word/2010/wordprocessingInk" xmlns:wne="http://schemas.microsoft.com/office/word/2006/wordml" xmlns:wps="http://schemas.microsoft.com/office/word/2010/wordprocessingShape" mc:Ignorable="w14 w15 w16se w16cid w16 w16cex w16sdtdh w16sdtfl w16du wp14">
+<w:numbering xmlns:wpc="http://schemas.microsoft.com/office/word/2010/wordprocessingCanvas" xmlns:cx="http://schemas.microsoft.com/office/drawing/2014/chartex" xmlns:cx1="http://schemas.microsoft.com/office/drawing/2015/9/8/chartex" xmlns:cx2="http://schemas.microsoft.com/office/drawing/2015/10/21/chartex" xmlns:cx3="http://schemas.microsoft.com/office/drawing/2016/5/9/chartex" xmlns:cx4="http://schemas.microsoft.com/office/drawing/2016/5/10/chartex" xmlns:cx5="http://schemas.microsoft.com/office/drawing/2016/5/11/chartex" xmlns:cx6="http://schemas.microsoft.com/office/drawing/2016/5/12/chartex" xmlns:cx7="http://schemas.microsoft.com/office/drawing/2016/5/13/chartex" xmlns:cx8="http://schemas.microsoft.com/office/drawing/2016/5/14/chartex" xmlns:mc="http://schemas.openxmlformats.org/markup-compatibility/2006" xmlns:aink="http://schemas.microsoft.com/office/drawing/2016/ink" xmlns:am3d="http://schemas.microsoft.com/office/drawing/2017/model3d" xmlns:o="urn:schemas-microsoft-com:office:office" xmlns:oel="http://schemas.microsoft.com/office/2019/extlst" xmlns:r="http://schemas.openxmlformats.org/officeDocument/2006/relationships" xmlns:m="http://schemas.openxmlformats.org/officeDocument/2006/math" xmlns:v="urn:schemas-microsoft-com:vml" xmlns:wp14="http://schemas.microsoft.com/office/word/2010/wordprocessingDrawing" xmlns:wp="http://schemas.openxmlformats.org/drawingml/2006/wordprocessingDrawing" xmlns:w10="urn:schemas-microsoft-com:office:word" xmlns:w="http://schemas.openxmlformats.org/wordprocessingml/2006/main" xmlns:w14="http://schemas.microsoft.com/office/word/2010/wordml" xmlns:w15="http://schemas.microsoft.com/office/word/2012/wordml" xmlns:w16cex="http://schemas.microsoft.com/office/word/2018/wordml/cex" xmlns:w16cid="http://schemas.microsoft.com/office/word/2016/wordml/cid" xmlns:w16="http://schemas.microsoft.com/office/word/2018/wordml" xmlns:w16du="http://schemas.microsoft.com/office/word/2023/wordml/word16du" xmlns:w16sdtdh="http://schemas.microsoft.com/office/word/2020/wordml/sdtdatahash" xmlns:w16sdtfl="http://schemas.microsoft.com/office/word/2024/wordml/sdtformatlock" xmlns:w16se="http://schemas.microsoft.com/office/word/2015/wordml/symex" xmlns:wpg="http://schemas.microsoft.com/office/word/2010/wordprocessingGroup" xmlns:wpi="http://schemas.microsoft.com/office/word/2010/wordprocessingInk" xmlns:wne="http://schemas.microsoft.com/office/word/2006/wordml" xmlns:wps="http://schemas.microsoft.com/office/word/2010/wordprocessingShape" mc:Ignorable="w14 w15 w16se w16cid w16 w16cex w16sdtdh w16sdtfl w16du wp14">
   <w:abstractNum w:abstractNumId="0" w15:restartNumberingAfterBreak="0">
     <w:nsid w:val="0BBD04D5"/>
     <w:multiLevelType w:val="multilevel"/>
@@ -13214,7 +13290,6 @@
   <w:style w:type="character" w:default="1" w:styleId="Policepardfaut">
     <w:name w:val="Default Paragraph Font"/>
     <w:uiPriority w:val="1"/>
-    <w:semiHidden/>
     <w:unhideWhenUsed/>
   </w:style>
   <w:style w:type="table" w:default="1" w:styleId="TableauNormal">
@@ -13691,6 +13766,18 @@
     <w:rsid w:val="00E34869"/>
     <w:rPr>
       <w:vertAlign w:val="superscript"/>
+    </w:rPr>
+  </w:style>
+  <w:style w:type="character" w:styleId="Mentionnonrsolue">
+    <w:name w:val="Unresolved Mention"/>
+    <w:basedOn w:val="Policepardfaut"/>
+    <w:uiPriority w:val="99"/>
+    <w:semiHidden/>
+    <w:unhideWhenUsed/>
+    <w:rsid w:val="0075786D"/>
+    <w:rPr>
+      <w:color w:val="605E5C"/>
+      <w:shd w:val="clear" w:color="auto" w:fill="E1DFDD"/>
     </w:rPr>
   </w:style>
 </w:styles>
